--- a/deliveries/2026-09-02/02_Procurement_Guides/GUIDE_20260902_09_Chile_China_FTA_EV_Import.docx
+++ b/deliveries/2026-09-02/02_Procurement_Guides/GUIDE_20260902_09_Chile_China_FTA_EV_Import.docx
@@ -7,7 +7,7 @@
         <w:pStyle w:val="Title"/>
       </w:pPr>
       <w:r>
-        <w:t>Importing Chinese EVs Into Chile: China–Chile FTA Zero Tariff, IVA and 3CV Homologation</w:t>
+        <w:t>Importing Chinese Vehicles Into Chile: FTA Preference, IVA and the 3CV Homologation Step</w:t>
       </w:r>
     </w:p>
     <w:p>
@@ -29,7 +29,7 @@
         <w:t>SEO Title</w:t>
       </w:r>
       <w:r>
-        <w:t>: Import Chinese EV to Chile: FTA 0% Duty, IVA and 3CV Guide</w:t>
+        <w:t>: Import Chinese EVs to Chile: FTA Preference, IVA &amp; 3CV Guide</w:t>
       </w:r>
     </w:p>
     <w:p>
@@ -43,7 +43,7 @@
         <w:t>Meta Description</w:t>
       </w:r>
       <w:r>
-        <w:t>: How the China–Chile FTA gives compliant Chinese-built vehicles 0% import duty, why 19% IVA and fees still apply, the 3CV homologation step, and the origin/luxury-tax points to verify.</w:t>
+        <w:t>: How the China–Chile FTA preference works for Chinese-built vehicles, the Chilean Customs 6% general duty and 19% IVA confirmed officially, why a certificate of origin is the condition, and how 3CV homologation fits.</w:t>
       </w:r>
     </w:p>
     <w:p>
@@ -71,7 +71,7 @@
         <w:t>H1</w:t>
       </w:r>
       <w:r>
-        <w:t>: Chinese EVs Into Chile: Using the China–Chile FTA Without Miscalculating Landed Cost</w:t>
+        <w:t>: Chinese Vehicles Into Chile: Using the FTA Preference Without Miscalculating Landed Cost</w:t>
       </w:r>
     </w:p>
     <w:p>
@@ -85,7 +85,7 @@
         <w:t>Primary Keyword</w:t>
       </w:r>
       <w:r>
-        <w:t>: Chile China FTA EV import duty 0% tariff</w:t>
+        <w:t>: Chile China FTA vehicle import duty IVA homologation</w:t>
       </w:r>
     </w:p>
     <w:p>
@@ -99,7 +99,7 @@
         <w:t>Secondary Search Terms</w:t>
       </w:r>
       <w:r>
-        <w:t>: Chile import IVA 19%, Chile 3CV homologation, China Chile FTA certificate of origin, Chile luxury vehicle tax, ANAC electric vehicle tariff proposal</w:t>
+        <w:t>: Chile aduana 6% arancel, Chile IVA 19% import, China Chile FTA certificate of origin, Chile 3CV homologation, certificado origen TLC China Chile, EV import Chile</w:t>
       </w:r>
     </w:p>
     <w:p>
@@ -113,7 +113,7 @@
         <w:t>Internal Link Suggestions</w:t>
       </w:r>
       <w:r>
-        <w:t>: /guides/vehicle-import-payment-tt-vs-lc/ ; /guides/marine-cargo-insurance-car-import/ ; /vehicles/byd-yuan-plus-2024/</w:t>
+        <w:t>: /guides/vehicle-import-payment-tt-vs-lc/ ; /guides/marine-cargo-insurance-car-import/ ; /vehicles/byd-yuan-plus/</w:t>
       </w:r>
     </w:p>
     <w:p>
@@ -127,7 +127,7 @@
         <w:t>Image Suggestions</w:t>
       </w:r>
       <w:r>
-        <w:t>: Chile tax-stack waterfall (duty vs IVA vs fee); FTA certificate-of-origin flow; 3CV homologation steps</w:t>
+        <w:t>: Chile tax-stack waterfall; FTA certificate-of-origin flow; 3CV homologation steps</w:t>
       </w:r>
     </w:p>
     <w:p>
@@ -141,7 +141,7 @@
         <w:t>ALT Suggestions</w:t>
       </w:r>
       <w:r>
-        <w:t>: "Chile import cost stack duty IVA and fees"; "China Chile FTA certificate of origin requirement"; "Chile 3CV vehicle homologation process"</w:t>
+        <w:t>: "Chile import cost stack: duty versus IVA"; "FTA certificate of origin requirement"; "Chile 3CV homologation process"</w:t>
       </w:r>
     </w:p>
     <w:p>
@@ -149,12 +149,12 @@
         <w:pStyle w:val="Heading1"/>
       </w:pPr>
       <w:r>
-        <w:t>The Opportunity — and the Common Miscalculation</w:t>
+        <w:t>The Opportunity and the Recurring Miscalculation</w:t>
       </w:r>
     </w:p>
     <w:p>
       <w:r>
-        <w:t xml:space="preserve">Chile has free-trade agreements with its major partners, </w:t>
+        <w:t xml:space="preserve">Chile operates free-trade agreements with its major partners, </w:t>
       </w:r>
       <w:r>
         <w:rPr>
@@ -163,31 +163,31 @@
         <w:t>including China</w:t>
       </w:r>
       <w:r>
-        <w:t xml:space="preserve">, and an official Chinese mission in Chile confirms that trade with FTA partners is conducted at </w:t>
+        <w:t xml:space="preserve">. A compliant Chinese-origin vehicle can use the FTA preference (ad-valorem </w:t>
       </w:r>
       <w:r>
         <w:rPr>
           <w:b/>
         </w:rPr>
-        <w:t>zero import tariff</w:t>
+        <w:t>duty 0%</w:t>
       </w:r>
       <w:r>
-        <w:t xml:space="preserve">, while a uniform </w:t>
+        <w:t xml:space="preserve">), while Chile's </w:t>
       </w:r>
       <w:r>
         <w:rPr>
           <w:b/>
         </w:rPr>
-        <w:t>6% tariff applies to partners without an FTA</w:t>
+        <w:t>general ad-valorem duty is 6% of CIF customs value</w:t>
       </w:r>
       <w:r>
-        <w:t xml:space="preserve">. The opportunity for a Chinese EV is real — but buyers repeatedly miscalculate by reading "0% FTA tariff" as "0% cost to import." It is not: </w:t>
+        <w:t xml:space="preserve"> for non-preference origin — both now anchored to official sources (below). The recurring buyer error is reading "FTA 0% duty" as "0% cost to import." It is not: </w:t>
       </w:r>
       <w:r>
         <w:rPr>
           <w:b/>
         </w:rPr>
-        <w:t>VAT and fees still apply, and the 0% rate depends on proving Chinese origin.</w:t>
+        <w:t>19% IVA still applies, the 0% depends on proving origin, and homologation is a separate workstream.</w:t>
       </w:r>
       <w:r>
         <w:t xml:space="preserve"> This guide is specific to </w:t>
@@ -207,7 +207,7 @@
         <w:pStyle w:val="Heading1"/>
       </w:pPr>
       <w:r>
-        <w:t>The Tax Stack, Line by Line</w:t>
+        <w:t>The Tax Stack, Line by Line (officially grounded)</w:t>
       </w:r>
     </w:p>
     <w:tbl>
@@ -260,7 +260,7 @@
                 <w:b/>
                 <w:sz w:val="20"/>
               </w:rPr>
-              <w:t>Rate/status (per captured sources)</w:t>
+              <w:t>Treatment</w:t>
             </w:r>
           </w:p>
         </w:tc>
@@ -281,7 +281,7 @@
                 <w:b/>
                 <w:sz w:val="20"/>
               </w:rPr>
-              <w:t>Confidence</w:t>
+              <w:t>Basis / confidence</w:t>
             </w:r>
           </w:p>
         </w:tc>
@@ -301,7 +301,7 @@
               <w:rPr>
                 <w:sz w:val="20"/>
               </w:rPr>
-              <w:t>Import duty — compliant Chinese-origin goods under the China–Chile FTA</w:t>
+              <w:t>General ad-valorem duty</w:t>
             </w:r>
           </w:p>
         </w:tc>
@@ -320,7 +320,13 @@
                 <w:b/>
                 <w:sz w:val="20"/>
               </w:rPr>
-              <w:t>0%</w:t>
+              <w:t>6% of CIF (customs value)</w:t>
+            </w:r>
+            <w:r>
+              <w:rPr>
+                <w:sz w:val="20"/>
+              </w:rPr>
+              <w:t xml:space="preserve"> for non-preference origin</w:t>
             </w:r>
           </w:p>
         </w:tc>
@@ -336,9 +342,10 @@
             </w:r>
             <w:r>
               <w:rPr>
+                <w:b/>
                 <w:sz w:val="20"/>
               </w:rPr>
-              <w:t>Official (Chinese mission in Chile)</w:t>
+              <w:t>VERIFIED — Chilean National Customs Service (aduana.gob.cl)</w:t>
             </w:r>
           </w:p>
         </w:tc>
@@ -356,63 +363,6 @@
             </w:r>
             <w:r>
               <w:rPr>
-                <w:sz w:val="20"/>
-              </w:rPr>
-              <w:t>Import duty — non-FTA origin</w:t>
-            </w:r>
-          </w:p>
-        </w:tc>
-        <w:tc>
-          <w:tcPr>
-            <w:tcW w:type="dxa" w:w="2880"/>
-          </w:tcPr>
-          <w:p>
-            <w:r>
-              <w:rPr>
-                <w:sz w:val="20"/>
-              </w:rPr>
-            </w:r>
-            <w:r>
-              <w:rPr>
-                <w:sz w:val="20"/>
-              </w:rPr>
-              <w:t>6% uniform tariff (2026 general rate cited on CIF)</w:t>
-            </w:r>
-          </w:p>
-        </w:tc>
-        <w:tc>
-          <w:tcPr>
-            <w:tcW w:type="dxa" w:w="2880"/>
-          </w:tcPr>
-          <w:p>
-            <w:r>
-              <w:rPr>
-                <w:sz w:val="20"/>
-              </w:rPr>
-            </w:r>
-            <w:r>
-              <w:rPr>
-                <w:sz w:val="20"/>
-              </w:rPr>
-              <w:t>Official + local tax source</w:t>
-            </w:r>
-          </w:p>
-        </w:tc>
-      </w:tr>
-      <w:tr>
-        <w:tc>
-          <w:tcPr>
-            <w:tcW w:type="dxa" w:w="2880"/>
-          </w:tcPr>
-          <w:p>
-            <w:r>
-              <w:rPr>
-                <w:sz w:val="20"/>
-              </w:rPr>
-            </w:r>
-            <w:r>
-              <w:rPr>
-                <w:b/>
                 <w:sz w:val="20"/>
               </w:rPr>
               <w:t>IVA (VAT)</w:t>
@@ -434,13 +384,13 @@
                 <w:b/>
                 <w:sz w:val="20"/>
               </w:rPr>
-              <w:t>19%</w:t>
+              <w:t>19% on CIF customs value + duty</w:t>
             </w:r>
             <w:r>
               <w:rPr>
                 <w:sz w:val="20"/>
               </w:rPr>
-              <w:t xml:space="preserve"> — still charged even at 0% duty</w:t>
+              <w:t xml:space="preserve"> — charged even when duty is 0% under the FTA</w:t>
             </w:r>
           </w:p>
         </w:tc>
@@ -456,9 +406,10 @@
             </w:r>
             <w:r>
               <w:rPr>
+                <w:b/>
                 <w:sz w:val="20"/>
               </w:rPr>
-              <w:t>Local tax source</w:t>
+              <w:t>VERIFIED — aduana.gob.cl</w:t>
             </w:r>
           </w:p>
         </w:tc>
@@ -478,32 +429,7 @@
               <w:rPr>
                 <w:sz w:val="20"/>
               </w:rPr>
-              <w:t>Tier/processing fee (等级费)</w:t>
-            </w:r>
-          </w:p>
-        </w:tc>
-        <w:tc>
-          <w:tcPr>
-            <w:tcW w:type="dxa" w:w="2880"/>
-          </w:tcPr>
-          <w:p>
-            <w:r>
-              <w:rPr>
-                <w:sz w:val="20"/>
-              </w:rPr>
-            </w:r>
-            <w:r>
-              <w:rPr>
-                <w:b/>
-                <w:sz w:val="20"/>
-              </w:rPr>
-              <w:t>1% of CIF</w:t>
-            </w:r>
-            <w:r>
-              <w:rPr>
-                <w:sz w:val="20"/>
-              </w:rPr>
-              <w:t xml:space="preserve"> (goods ≤ US$30 FOB are exempt from duty and this fee, but VAT still applies)</w:t>
+              <w:t>FTA preference for qualifying Chinese origin</w:t>
             </w:r>
           </w:p>
         </w:tc>
@@ -521,7 +447,38 @@
               <w:rPr>
                 <w:sz w:val="20"/>
               </w:rPr>
-              <w:t>Official (Chinese mission)</w:t>
+              <w:t xml:space="preserve">Ad-valorem </w:t>
+            </w:r>
+            <w:r>
+              <w:rPr>
+                <w:b/>
+                <w:sz w:val="20"/>
+              </w:rPr>
+              <w:t>duty 0%</w:t>
+            </w:r>
+            <w:r>
+              <w:rPr>
+                <w:sz w:val="20"/>
+              </w:rPr>
+              <w:t>, conditional on a valid FTA certificate of origin and the product-specific rule</w:t>
+            </w:r>
+          </w:p>
+        </w:tc>
+        <w:tc>
+          <w:tcPr>
+            <w:tcW w:type="dxa" w:w="2880"/>
+          </w:tcPr>
+          <w:p>
+            <w:r>
+              <w:rPr>
+                <w:sz w:val="20"/>
+              </w:rPr>
+            </w:r>
+            <w:r>
+              <w:rPr>
+                <w:sz w:val="20"/>
+              </w:rPr>
+              <w:t>VERIFIED — official trade sources (China mission; FTA administered on the Chile side by DIRECON/SUBREI and Customs)</w:t>
             </w:r>
           </w:p>
         </w:tc>
@@ -541,7 +498,7 @@
               <w:rPr>
                 <w:sz w:val="20"/>
               </w:rPr>
-              <w:t>Logistics/port charges</w:t>
+              <w:t>Port/logistics charges</w:t>
             </w:r>
           </w:p>
         </w:tc>
@@ -559,7 +516,7 @@
               <w:rPr>
                 <w:sz w:val="20"/>
               </w:rPr>
-              <w:t>Additional, route/forwarder-specific</w:t>
+              <w:t>Additional, forwarder/route-specific</w:t>
             </w:r>
           </w:p>
         </w:tc>
@@ -577,7 +534,7 @@
               <w:rPr>
                 <w:sz w:val="20"/>
               </w:rPr>
-              <w:t>—</w:t>
+              <w:t>Obtain per shipment</w:t>
             </w:r>
           </w:p>
         </w:tc>
@@ -585,7 +542,7 @@
     </w:tbl>
     <w:p>
       <w:r>
-        <w:t xml:space="preserve">So a compliant China-built EV does not pay the ad-valorem </w:t>
+        <w:t xml:space="preserve">Chilean Customs states the general rule plainly: imports pay a 6% ad-valorem duty on CIF and 19% IVA on customs value plus duty. A qualifying Chinese-origin vehicle removes the </w:t>
       </w:r>
       <w:r>
         <w:rPr>
@@ -594,16 +551,38 @@
         <w:t>duty</w:t>
       </w:r>
       <w:r>
-        <w:t xml:space="preserve">, but it still incurs </w:t>
+        <w:t xml:space="preserve"> under the FTA but </w:t>
       </w:r>
       <w:r>
         <w:rPr>
           <w:b/>
         </w:rPr>
-        <w:t>19% IVA</w:t>
+        <w:t>not</w:t>
       </w:r>
       <w:r>
-        <w:t>, the ~1% fee and logistics. Build landed cost from the full stack, never from the headline "0%."</w:t>
+        <w:t xml:space="preserve"> the 19% IVA. Build landed cost from the full stack, never from the headline "0%."</w:t>
+      </w:r>
+    </w:p>
+    <w:p>
+      <w:pPr>
+        <w:pStyle w:val="Heading2"/>
+      </w:pPr>
+      <w:r>
+        <w:t>A correction to common shorthand</w:t>
+      </w:r>
+    </w:p>
+    <w:p>
+      <w:r>
+        <w:t xml:space="preserve">An earlier draft carried a "1% fee and a US$30 de-minimis exemption" into the vehicle stack. That rule concerns </w:t>
+      </w:r>
+      <w:r>
+        <w:rPr>
+          <w:b/>
+        </w:rPr>
+        <w:t>small/non-commercial postal and courier consignments, not commercial vehicle imports</w:t>
+      </w:r>
+      <w:r>
+        <w:t>, so it has been removed from the vehicle cost build. Do not apply courier de-minimis logic to a shipped car.</w:t>
       </w:r>
     </w:p>
     <w:p>
@@ -616,42 +595,25 @@
     </w:p>
     <w:p>
       <w:r>
-        <w:t xml:space="preserve">The FTA zero rate applies to </w:t>
+        <w:t xml:space="preserve">The FTA preference applies only to </w:t>
       </w:r>
       <w:r>
         <w:rPr>
           <w:b/>
         </w:rPr>
-        <w:t>qualifying Chinese-origin goods</w:t>
+        <w:t>originating goods</w:t>
       </w:r>
       <w:r>
-        <w:t xml:space="preserve">. The exact HS-code-level rules and any local-content/origin criteria were </w:t>
+        <w:t xml:space="preserve"> that meet the product-specific rule of origin and carry a valid </w:t>
       </w:r>
       <w:r>
         <w:rPr>
           <w:b/>
         </w:rPr>
-        <w:t>not captured from Chilean customs primary text</w:t>
+        <w:t>Certificate of Origin</w:t>
       </w:r>
       <w:r>
-        <w:t xml:space="preserve"> in Stage 1, so operationally you must:</w:t>
-      </w:r>
-    </w:p>
-    <w:p>
-      <w:pPr>
-        <w:pStyle w:val="ListBullet"/>
-      </w:pPr>
-      <w:r>
-        <w:t xml:space="preserve">Obtain a valid </w:t>
-      </w:r>
-      <w:r>
-        <w:rPr>
-          <w:b/>
-        </w:rPr>
-        <w:t>Certificate of Origin (FTA)</w:t>
-      </w:r>
-      <w:r>
-        <w:t xml:space="preserve"> from the authorised Chinese issuing body, matching the commercial documents and VIN.</w:t>
+        <w:t xml:space="preserve"> issued by the authorised body, consistent across invoice, packing list, B/L and VIN. Operationally:</w:t>
       </w:r>
     </w:p>
     <w:p>
@@ -668,7 +630,7 @@
         <w:t>HS code</w:t>
       </w:r>
       <w:r>
-        <w:t xml:space="preserve"> and that it meets the FTA rule for that code.</w:t>
+        <w:t xml:space="preserve"> and its FTA rule of origin (check the current FTA text / SUBREI for that heading — do not assume every vehicle qualifies automatically).</w:t>
       </w:r>
     </w:p>
     <w:p>
@@ -676,7 +638,15 @@
         <w:pStyle w:val="ListBullet"/>
       </w:pPr>
       <w:r>
-        <w:t xml:space="preserve">Keep the origin chain consistent across invoice, packing list, B/L and certificate — a broken chain defaults the shipment to the </w:t>
+        <w:t>Obtain the FTA certificate naming the same exporter/consignee and vehicle details as the commercial documents.</w:t>
+      </w:r>
+    </w:p>
+    <w:p>
+      <w:pPr>
+        <w:pStyle w:val="ListBullet"/>
+      </w:pPr>
+      <w:r>
+        <w:t xml:space="preserve">A broken or missing origin chain defaults the shipment to the </w:t>
       </w:r>
       <w:r>
         <w:rPr>
@@ -685,7 +655,7 @@
         <w:t>6%</w:t>
       </w:r>
       <w:r>
-        <w:t xml:space="preserve"> general tariff.</w:t>
+        <w:t xml:space="preserve"> general duty.</w:t>
       </w:r>
     </w:p>
     <w:p>
@@ -693,57 +663,39 @@
         <w:pStyle w:val="Heading1"/>
       </w:pPr>
       <w:r>
-        <w:t>The EV Tariff Nuance and the ANAC Proposal (Not Yet Law)</w:t>
+        <w:t>3CV Homologation Is Separate From Customs</w:t>
       </w:r>
     </w:p>
     <w:p>
       <w:r>
-        <w:t xml:space="preserve">Chilean auto media note that </w:t>
+        <w:t xml:space="preserve">Vehicles placed on the Chilean market require </w:t>
       </w:r>
       <w:r>
         <w:rPr>
           <w:b/>
         </w:rPr>
-        <w:t>pure-electric/hybrid imports from non-FTA countries still face the general 6% tariff</w:t>
+        <w:t>3CV homologation</w:t>
       </w:r>
       <w:r>
-        <w:t xml:space="preserve">, and that the national auto association </w:t>
+        <w:t xml:space="preserve"> (the safety/emissions certification procedure overseen by the transport/vehicle-certification authorities) before registration. This is a compliance </w:t>
       </w:r>
       <w:r>
         <w:rPr>
           <w:b/>
         </w:rPr>
-        <w:t>ANAC proposed (May 2026) removing that 6%</w:t>
+        <w:t>process and timeline</w:t>
       </w:r>
       <w:r>
-        <w:t xml:space="preserve"> to make EVs cheaper. Two cautions: (1) a compliant </w:t>
+        <w:t xml:space="preserve">, not a fixed fee: no reliable official per-unit fee was captured, so </w:t>
       </w:r>
       <w:r>
         <w:rPr>
           <w:b/>
         </w:rPr>
-        <w:t>Chinese-origin</w:t>
+        <w:t>no number (e.g., a quoted ~US$600) is asserted</w:t>
       </w:r>
       <w:r>
-        <w:t xml:space="preserve"> EV already uses the </w:t>
-      </w:r>
-      <w:r>
-        <w:rPr>
-          <w:b/>
-        </w:rPr>
-        <w:t>FTA 0%</w:t>
-      </w:r>
-      <w:r>
-        <w:t xml:space="preserve"> channel, so the non-FTA 6% debate is not the same line; (2) the ANAC measure is a </w:t>
-      </w:r>
-      <w:r>
-        <w:rPr>
-          <w:b/>
-        </w:rPr>
-        <w:t>proposal, time-sensitive and not enacted</w:t>
-      </w:r>
-      <w:r>
-        <w:t xml:space="preserve"> in the captured evidence — do not quote it as policy, and re-check at shipment date.</w:t>
+        <w:t xml:space="preserve"> — obtain the certifier's current quote and lead time, and start it early because it gates first registration, not customs release.</w:t>
       </w:r>
     </w:p>
     <w:p>
@@ -751,7 +703,7 @@
         <w:pStyle w:val="Heading1"/>
       </w:pPr>
       <w:r>
-        <w:t>Additional Cost and Compliance Points to Verify</w:t>
+        <w:t>Points Deliberately Left Unconfirmed</w:t>
       </w:r>
     </w:p>
     <w:p>
@@ -762,28 +714,19 @@
         <w:rPr>
           <w:b/>
         </w:rPr>
-        <w:t>Luxury/surtax</w:t>
+        <w:t>Any "luxury/surtax" threshold</w:t>
       </w:r>
       <w:r>
-        <w:t xml:space="preserve">: an industry source references a </w:t>
+        <w:t xml:space="preserve"> (an industry source cited a percentage above a value band): </w:t>
       </w:r>
       <w:r>
         <w:rPr>
           <w:b/>
         </w:rPr>
-        <w:t>15% tax on the value above roughly US$35,000</w:t>
+        <w:t>not confirmed against Chilean tax authority (SII) text and removed from the factual cost stack</w:t>
       </w:r>
       <w:r>
-        <w:t xml:space="preserve">. This threshold/rate is </w:t>
-      </w:r>
-      <w:r>
-        <w:rPr>
-          <w:b/>
-        </w:rPr>
-        <w:t>industry-only and not confirmed against Chilean tax authority text</w:t>
-      </w:r>
-      <w:r>
-        <w:t xml:space="preserve"> — verify whether it applies to your model and price before budgeting.</w:t>
+        <w:t xml:space="preserve"> — verify applicability to your model/price with a Chilean tax source before budgeting.</w:t>
       </w:r>
     </w:p>
     <w:p>
@@ -794,36 +737,65 @@
         <w:rPr>
           <w:b/>
         </w:rPr>
-        <w:t>3CV homologation</w:t>
+        <w:t>ANAC's May-2026 proposal to cut the 6% duty for EVs from non-FTA partners</w:t>
       </w:r>
       <w:r>
-        <w:t xml:space="preserve">: vehicles require Chile's </w:t>
+        <w:t xml:space="preserve">: a trade-association </w:t>
       </w:r>
       <w:r>
         <w:rPr>
           <w:b/>
         </w:rPr>
-        <w:t>3CV</w:t>
+        <w:t>proposal, not enacted law</w:t>
       </w:r>
       <w:r>
-        <w:t xml:space="preserve"> homologation; an industry figure of </w:t>
+        <w:t>. Note also that a compliant Chinese-origin EV already uses the FTA 0% channel, so the non-FTA debate is a different line. Re-check at shipment date; never quote a proposal as policy.</w:t>
+      </w:r>
+    </w:p>
+    <w:p>
+      <w:pPr>
+        <w:pStyle w:val="Heading1"/>
+      </w:pPr>
+      <w:r>
+        <w:t>What AutoBridge Adds Beyond a Tariff Blog</w:t>
+      </w:r>
+    </w:p>
+    <w:p>
+      <w:r>
+        <w:t xml:space="preserve">Generic guides mix courier de-minimis rules, proposals and enacted tax into one number. AutoBridge builds a </w:t>
       </w:r>
       <w:r>
         <w:rPr>
           <w:b/>
         </w:rPr>
-        <w:t>~US$600 per unit</w:t>
+        <w:t>country-correct stack for a *vehicle</w:t>
       </w:r>
       <w:r>
-        <w:t xml:space="preserve"> is a reference only — obtain the certifier's current quote and process timeline.</w:t>
+        <w:rPr>
+          <w:i/>
+        </w:rPr>
+        <w:t xml:space="preserve"> (6% general / 0% FTA preference + 19% IVA on duty-inclusive value), ties the </w:t>
       </w:r>
-    </w:p>
-    <w:p>
-      <w:pPr>
-        <w:pStyle w:val="ListBullet"/>
-      </w:pPr>
       <w:r>
-        <w:t>Confirm whether the model needs any additional environmental/electrical-safety or charging-related compliance (see the charging-standards guide for connector fit).</w:t>
+        <w:rPr>
+          <w:i/>
+        </w:rPr>
+        <w:t>certificate-of-origin document set to the VIN</w:t>
+      </w:r>
+      <w:r>
+        <w:rPr>
+          <w:i/>
+        </w:rPr>
+        <w:t xml:space="preserve">, and runs the </w:t>
+      </w:r>
+      <w:r>
+        <w:rPr>
+          <w:i/>
+        </w:rPr>
+        <w:t>3CV timeline in parallel with shipping</w:t>
+      </w:r>
+      <w:r>
+        <w:t>* so the 0% preference is not lost on a paperwork mismatch and first registration is not delayed.</w:t>
       </w:r>
     </w:p>
     <w:p>
@@ -839,7 +811,7 @@
         <w:pStyle w:val="ListNumber"/>
       </w:pPr>
       <w:r>
-        <w:t>Classify the HS code and confirm FTA origin eligibility before pricing.</w:t>
+        <w:t>Classify the HS code and confirm its FTA rule of origin before pricing.</w:t>
       </w:r>
     </w:p>
     <w:p>
@@ -861,10 +833,10 @@
         <w:rPr>
           <w:b/>
         </w:rPr>
-        <w:t>0% duty + 19% IVA + ~1% fee + 3CV + logistics</w:t>
+        <w:t>0% preference duty (or 6% without it) + 19% IVA + logistics + 3CV</w:t>
       </w:r>
       <w:r>
-        <w:t>, plus any verified luxury surtax.</w:t>
+        <w:t>, with no invented fees.</w:t>
       </w:r>
     </w:p>
     <w:p>
@@ -872,7 +844,7 @@
         <w:pStyle w:val="ListNumber"/>
       </w:pPr>
       <w:r>
-        <w:t>Start 3CV homologation early; obtain the certifier's current fee rather than using a benchmark.</w:t>
+        <w:t>Start 3CV homologation early; obtain the certifier's live fee/timeline.</w:t>
       </w:r>
     </w:p>
     <w:p>
@@ -880,7 +852,7 @@
         <w:pStyle w:val="ListNumber"/>
       </w:pPr>
       <w:r>
-        <w:t>Re-check the ANAC proposal and any luxury-tax threshold at shipment date; do not assume either.</w:t>
+        <w:t>Re-check the ANAC proposal and any surtax at shipment date; keep proposals out of the quote.</w:t>
       </w:r>
     </w:p>
     <w:p>
@@ -888,82 +860,7 @@
         <w:pStyle w:val="ListNumber"/>
       </w:pPr>
       <w:r>
-        <w:t>Align Incoterms and payment (see payment-methods guide) and insure the ocean leg (see marine-insurance guide).</w:t>
-      </w:r>
-    </w:p>
-    <w:p>
-      <w:pPr>
-        <w:pStyle w:val="Heading1"/>
-      </w:pPr>
-      <w:r>
-        <w:t>Risk List</w:t>
-      </w:r>
-    </w:p>
-    <w:p>
-      <w:pPr>
-        <w:pStyle w:val="ListBullet"/>
-      </w:pPr>
-      <w:r>
-        <w:rPr>
-          <w:b/>
-        </w:rPr>
-        <w:t>Origin risk</w:t>
-      </w:r>
-      <w:r>
-        <w:t>: a defective/missing FTA certificate pushes the car to the 6% general tariff.</w:t>
-      </w:r>
-    </w:p>
-    <w:p>
-      <w:pPr>
-        <w:pStyle w:val="ListBullet"/>
-      </w:pPr>
-      <w:r>
-        <w:rPr>
-          <w:b/>
-        </w:rPr>
-        <w:t>Landed-cost risk</w:t>
-      </w:r>
-      <w:r>
-        <w:t>: assuming "0% tariff" means no 19% IVA or fees.</w:t>
-      </w:r>
-    </w:p>
-    <w:p>
-      <w:pPr>
-        <w:pStyle w:val="ListBullet"/>
-      </w:pPr>
-      <w:r>
-        <w:rPr>
-          <w:b/>
-        </w:rPr>
-        <w:t>Policy risk</w:t>
-      </w:r>
-      <w:r>
-        <w:t>: treating the ANAC EV-tariff proposal as enacted.</w:t>
-      </w:r>
-    </w:p>
-    <w:p>
-      <w:pPr>
-        <w:pStyle w:val="ListBullet"/>
-      </w:pPr>
-      <w:r>
-        <w:rPr>
-          <w:b/>
-        </w:rPr>
-        <w:t>Surtax risk</w:t>
-      </w:r>
-      <w:r>
-        <w:t>: an unbudgeted luxury tax on higher-priced units.</w:t>
-      </w:r>
-    </w:p>
-    <w:p>
-      <w:pPr>
-        <w:pStyle w:val="ListBullet"/>
-      </w:pPr>
-      <w:r>
-        <w:rPr>
-          <w:b/>
-        </w:rPr>
-        <w:t>Homologation risk: under-planning 3CV time/cost blocks first registration.</w:t>
+        <w:t>Align Incoterms/payment and insure the ocean leg (see the relevant guides).</w:t>
       </w:r>
     </w:p>
     <w:p>
@@ -979,7 +876,7 @@
         <w:pStyle w:val="ListBullet"/>
       </w:pPr>
       <w:r>
-        <w:t>HS code + FTA origin rule confirmed; FTA Certificate of Origin arranged.</w:t>
+        <w:t>HS code + FTA rule of origin; FTA certificate arranged and VIN-consistent.</w:t>
       </w:r>
     </w:p>
     <w:p>
@@ -987,7 +884,7 @@
         <w:pStyle w:val="ListBullet"/>
       </w:pPr>
       <w:r>
-        <w:t>Full tax stack (0% duty / 19% IVA / 1% fee / logistics) calculated.</w:t>
+        <w:t>Tax stack calculated on the aduana.gob.cl basis (6% general / 0% preference; 19% IVA on CIF+duty).</w:t>
       </w:r>
     </w:p>
     <w:p>
@@ -995,7 +892,7 @@
         <w:pStyle w:val="ListBullet"/>
       </w:pPr>
       <w:r>
-        <w:t>Luxury-tax applicability and threshold verified with a Chilean tax/customs source.</w:t>
+        <w:t>Any surtax verified with a Chilean tax source, not assumed.</w:t>
       </w:r>
     </w:p>
     <w:p>
@@ -1003,7 +900,7 @@
         <w:pStyle w:val="ListBullet"/>
       </w:pPr>
       <w:r>
-        <w:t>3CV homologation route, current fee and timeline quoted by the certifier.</w:t>
+        <w:t>3CV route, current fee and timeline quoted by the certifier (no benchmark number reused).</w:t>
       </w:r>
     </w:p>
     <w:p>
@@ -1011,15 +908,7 @@
         <w:pStyle w:val="ListBullet"/>
       </w:pPr>
       <w:r>
-        <w:t>ANAC/any tariff change re-checked as of the shipment date.</w:t>
-      </w:r>
-    </w:p>
-    <w:p>
-      <w:pPr>
-        <w:pStyle w:val="ListBullet"/>
-      </w:pPr>
-      <w:r>
-        <w:t>Document names and VIN consistent across the entire set.</w:t>
+        <w:t>Proposal/status changes re-checked as of shipment date.</w:t>
       </w:r>
     </w:p>
     <w:p>
@@ -1035,46 +924,55 @@
         <w:rPr>
           <w:b/>
         </w:rPr>
-        <w:t>Is import duty really 0% for a Chinese EV in Chile?</w:t>
+        <w:t>Is duty really 0% for a Chinese car in Chile?</w:t>
       </w:r>
       <w:r>
-        <w:t xml:space="preserve"> For qualifying Chinese-origin goods under the China–Chile FTA the ad-valorem duty is 0% (officially confirmed), but 19% IVA, a ~1% fee and logistics still apply. </w:t>
+        <w:t xml:space="preserve"> For </w:t>
+      </w:r>
+      <w:r>
+        <w:rPr>
+          <w:i/>
+        </w:rPr>
+        <w:t>originating</w:t>
+      </w:r>
+      <w:r>
+        <w:t xml:space="preserve"> goods under the China–Chile FTA, with a valid certificate of origin, the ad-valorem duty is 0%; 19% IVA still applies. </w:t>
       </w:r>
       <w:r>
         <w:rPr>
           <w:b/>
         </w:rPr>
-        <w:t>What document unlocks the 0% rate?</w:t>
+        <w:t>What is the non-FTA duty and IVA?</w:t>
       </w:r>
       <w:r>
-        <w:t xml:space="preserve"> A valid FTA Certificate of Origin consistent with the invoice and VIN; without it the shipment defaults to the 6% general tariff. </w:t>
+        <w:t xml:space="preserve"> Chilean Customs sets a 6% general ad-valorem duty on CIF and 19% IVA on customs value plus duty. </w:t>
       </w:r>
       <w:r>
         <w:rPr>
           <w:b/>
         </w:rPr>
-        <w:t>Do EVs pay 6% in Chile?</w:t>
+        <w:t>What document unlocks the preference?</w:t>
       </w:r>
       <w:r>
-        <w:t xml:space="preserve"> The 6% general tariff applies to non-FTA origin; a compliant Chinese-origin EV uses the FTA 0% channel. A 2026 ANAC proposal to cut EV duty is not yet enacted. </w:t>
+        <w:t xml:space="preserve"> A valid FTA Certificate of Origin consistent with invoice and VIN; without it the 6% general duty applies. </w:t>
       </w:r>
       <w:r>
         <w:rPr>
           <w:b/>
         </w:rPr>
-        <w:t>What is 3CV?</w:t>
+        <w:t>What is 3CV and what does it cost?</w:t>
       </w:r>
       <w:r>
-        <w:t xml:space="preserve"> Chile's vehicle homologation process; budget time and a per-unit certification cost (industry references ~US$600 — confirm the live quote). </w:t>
+        <w:t xml:space="preserve"> Chile's vehicle homologation process; it gates registration and its fee/timeline must be quoted by the certifier — this article does not assert a fixed number. </w:t>
       </w:r>
       <w:r>
         <w:rPr>
           <w:b/>
         </w:rPr>
-        <w:t>Is there a luxury tax?</w:t>
+        <w:t>Is the ANAC EV-duty cut in force?</w:t>
       </w:r>
       <w:r>
-        <w:t xml:space="preserve"> Industry sources cite 15% above roughly US$35,000, but this needs official Chilean tax confirmation before budgeting.</w:t>
+        <w:t xml:space="preserve"> No — it is a 2026 association proposal, not enacted law; re-check at shipment.</w:t>
       </w:r>
     </w:p>
     <w:p>
@@ -1092,17 +990,18 @@
         <w:tblLook w:firstColumn="1" w:firstRow="1" w:lastColumn="0" w:lastRow="0" w:noHBand="0" w:noVBand="1" w:val="04A0"/>
       </w:tblPr>
       <w:tblGrid>
-        <w:gridCol w:w="1440"/>
-        <w:gridCol w:w="1440"/>
-        <w:gridCol w:w="1440"/>
-        <w:gridCol w:w="1440"/>
-        <w:gridCol w:w="1440"/>
-        <w:gridCol w:w="1440"/>
+        <w:gridCol w:w="1234"/>
+        <w:gridCol w:w="1234"/>
+        <w:gridCol w:w="1234"/>
+        <w:gridCol w:w="1234"/>
+        <w:gridCol w:w="1234"/>
+        <w:gridCol w:w="1234"/>
+        <w:gridCol w:w="1234"/>
       </w:tblGrid>
       <w:tr>
         <w:tc>
           <w:tcPr>
-            <w:tcW w:type="dxa" w:w="1440"/>
+            <w:tcW w:type="dxa" w:w="1234"/>
             <w:shd w:val="clear" w:fill="EAF0F6"/>
           </w:tcPr>
           <w:p>
@@ -1123,7 +1022,7 @@
         </w:tc>
         <w:tc>
           <w:tcPr>
-            <w:tcW w:type="dxa" w:w="1440"/>
+            <w:tcW w:type="dxa" w:w="1234"/>
             <w:shd w:val="clear" w:fill="EAF0F6"/>
           </w:tcPr>
           <w:p>
@@ -1144,7 +1043,7 @@
         </w:tc>
         <w:tc>
           <w:tcPr>
-            <w:tcW w:type="dxa" w:w="1440"/>
+            <w:tcW w:type="dxa" w:w="1234"/>
             <w:shd w:val="clear" w:fill="EAF0F6"/>
           </w:tcPr>
           <w:p>
@@ -1165,7 +1064,7 @@
         </w:tc>
         <w:tc>
           <w:tcPr>
-            <w:tcW w:type="dxa" w:w="1440"/>
+            <w:tcW w:type="dxa" w:w="1234"/>
             <w:shd w:val="clear" w:fill="EAF0F6"/>
           </w:tcPr>
           <w:p>
@@ -1186,7 +1085,7 @@
         </w:tc>
         <w:tc>
           <w:tcPr>
-            <w:tcW w:type="dxa" w:w="1440"/>
+            <w:tcW w:type="dxa" w:w="1234"/>
             <w:shd w:val="clear" w:fill="EAF0F6"/>
           </w:tcPr>
           <w:p>
@@ -1207,7 +1106,28 @@
         </w:tc>
         <w:tc>
           <w:tcPr>
-            <w:tcW w:type="dxa" w:w="1440"/>
+            <w:tcW w:type="dxa" w:w="1234"/>
+            <w:shd w:val="clear" w:fill="EAF0F6"/>
+          </w:tcPr>
+          <w:p>
+            <w:r>
+              <w:rPr>
+                <w:b/>
+                <w:sz w:val="20"/>
+              </w:rPr>
+            </w:r>
+            <w:r>
+              <w:rPr>
+                <w:b/>
+                <w:sz w:val="20"/>
+              </w:rPr>
+              <w:t>Confidence</w:t>
+            </w:r>
+          </w:p>
+        </w:tc>
+        <w:tc>
+          <w:tcPr>
+            <w:tcW w:type="dxa" w:w="1234"/>
             <w:shd w:val="clear" w:fill="EAF0F6"/>
           </w:tcPr>
           <w:p>
@@ -1230,7 +1150,7 @@
       <w:tr>
         <w:tc>
           <w:tcPr>
-            <w:tcW w:type="dxa" w:w="1440"/>
+            <w:tcW w:type="dxa" w:w="1234"/>
           </w:tcPr>
           <w:p>
             <w:r>
@@ -1242,13 +1162,13 @@
               <w:rPr>
                 <w:sz w:val="20"/>
               </w:rPr>
-              <w:t>Chile customs basics (FTA zero tariff, 6% general, ≤$30 rule, 1% fee)</w:t>
+              <w:t>"¿Cuáles son los impuestos que debo pagar al importar?" (6% CIF + 19% IVA on CIF+duty, worked example)</w:t>
             </w:r>
           </w:p>
         </w:tc>
         <w:tc>
           <w:tcPr>
-            <w:tcW w:type="dxa" w:w="1440"/>
+            <w:tcW w:type="dxa" w:w="1234"/>
           </w:tcPr>
           <w:p>
             <w:r>
@@ -1260,13 +1180,26 @@
               <w:rPr>
                 <w:sz w:val="20"/>
               </w:rPr>
-              <w:t>MOFCOM Chinese Mission in Chile (official)</w:t>
+              <w:t>Servicio Nacional de Aduanas (</w:t>
+            </w:r>
+            <w:r>
+              <w:rPr>
+                <w:b/>
+                <w:sz w:val="20"/>
+              </w:rPr>
+              <w:t>Chilean Customs, government official</w:t>
+            </w:r>
+            <w:r>
+              <w:rPr>
+                <w:sz w:val="20"/>
+              </w:rPr>
+              <w:t>)</w:t>
             </w:r>
           </w:p>
         </w:tc>
         <w:tc>
           <w:tcPr>
-            <w:tcW w:type="dxa" w:w="1440"/>
+            <w:tcW w:type="dxa" w:w="1234"/>
           </w:tcPr>
           <w:p>
             <w:r>
@@ -1284,7 +1217,291 @@
         </w:tc>
         <w:tc>
           <w:tcPr>
-            <w:tcW w:type="dxa" w:w="1440"/>
+            <w:tcW w:type="dxa" w:w="1234"/>
+          </w:tcPr>
+          <w:p>
+            <w:r>
+              <w:rPr>
+                <w:sz w:val="20"/>
+              </w:rPr>
+            </w:r>
+            <w:r>
+              <w:rPr>
+                <w:sz w:val="20"/>
+              </w:rPr>
+              <w:t>https://www.aduana.gob.cl/cuales-son-los-impuestos-que-debo-pagar-al-importar/aduana/2020-11-16/110804.html</w:t>
+            </w:r>
+          </w:p>
+        </w:tc>
+        <w:tc>
+          <w:tcPr>
+            <w:tcW w:type="dxa" w:w="1234"/>
+          </w:tcPr>
+          <w:p>
+            <w:r>
+              <w:rPr>
+                <w:sz w:val="20"/>
+              </w:rPr>
+            </w:r>
+            <w:r>
+              <w:rPr>
+                <w:sz w:val="20"/>
+              </w:rPr>
+              <w:t>2026-09-03</w:t>
+            </w:r>
+          </w:p>
+        </w:tc>
+        <w:tc>
+          <w:tcPr>
+            <w:tcW w:type="dxa" w:w="1234"/>
+          </w:tcPr>
+          <w:p>
+            <w:r>
+              <w:rPr>
+                <w:sz w:val="20"/>
+              </w:rPr>
+            </w:r>
+            <w:r>
+              <w:rPr>
+                <w:b/>
+                <w:sz w:val="20"/>
+              </w:rPr>
+              <w:t>VERIFIED</w:t>
+            </w:r>
+          </w:p>
+        </w:tc>
+        <w:tc>
+          <w:tcPr>
+            <w:tcW w:type="dxa" w:w="1234"/>
+          </w:tcPr>
+          <w:p>
+            <w:r>
+              <w:rPr>
+                <w:sz w:val="20"/>
+              </w:rPr>
+            </w:r>
+            <w:r>
+              <w:rPr>
+                <w:sz w:val="20"/>
+              </w:rPr>
+              <w:t>General 6% ad-valorem on CIF; 19% IVA base</w:t>
+            </w:r>
+          </w:p>
+        </w:tc>
+      </w:tr>
+      <w:tr>
+        <w:tc>
+          <w:tcPr>
+            <w:tcW w:type="dxa" w:w="1234"/>
+          </w:tcPr>
+          <w:p>
+            <w:r>
+              <w:rPr>
+                <w:sz w:val="20"/>
+              </w:rPr>
+            </w:r>
+            <w:r>
+              <w:rPr>
+                <w:sz w:val="20"/>
+              </w:rPr>
+              <w:t>"Importación de vehículos" (vehicle duty 6% + IVA 19%)</w:t>
+            </w:r>
+          </w:p>
+        </w:tc>
+        <w:tc>
+          <w:tcPr>
+            <w:tcW w:type="dxa" w:w="1234"/>
+          </w:tcPr>
+          <w:p>
+            <w:r>
+              <w:rPr>
+                <w:sz w:val="20"/>
+              </w:rPr>
+            </w:r>
+            <w:r>
+              <w:rPr>
+                <w:sz w:val="20"/>
+              </w:rPr>
+              <w:t>Servicio Nacional de Aduanas (</w:t>
+            </w:r>
+            <w:r>
+              <w:rPr>
+                <w:b/>
+                <w:sz w:val="20"/>
+              </w:rPr>
+              <w:t>government official</w:t>
+            </w:r>
+            <w:r>
+              <w:rPr>
+                <w:sz w:val="20"/>
+              </w:rPr>
+              <w:t>)</w:t>
+            </w:r>
+          </w:p>
+        </w:tc>
+        <w:tc>
+          <w:tcPr>
+            <w:tcW w:type="dxa" w:w="1234"/>
+          </w:tcPr>
+          <w:p>
+            <w:r>
+              <w:rPr>
+                <w:sz w:val="20"/>
+              </w:rPr>
+            </w:r>
+            <w:r>
+              <w:rPr>
+                <w:sz w:val="20"/>
+              </w:rPr>
+              <w:t>CL</w:t>
+            </w:r>
+          </w:p>
+        </w:tc>
+        <w:tc>
+          <w:tcPr>
+            <w:tcW w:type="dxa" w:w="1234"/>
+          </w:tcPr>
+          <w:p>
+            <w:r>
+              <w:rPr>
+                <w:sz w:val="20"/>
+              </w:rPr>
+            </w:r>
+            <w:r>
+              <w:rPr>
+                <w:sz w:val="20"/>
+              </w:rPr>
+              <w:t>https://www.aduana.gob.cl/importacion-de-vehiculos/aduana/2017-11-22/101502.html</w:t>
+            </w:r>
+          </w:p>
+        </w:tc>
+        <w:tc>
+          <w:tcPr>
+            <w:tcW w:type="dxa" w:w="1234"/>
+          </w:tcPr>
+          <w:p>
+            <w:r>
+              <w:rPr>
+                <w:sz w:val="20"/>
+              </w:rPr>
+            </w:r>
+            <w:r>
+              <w:rPr>
+                <w:sz w:val="20"/>
+              </w:rPr>
+              <w:t>2026-09-03</w:t>
+            </w:r>
+          </w:p>
+        </w:tc>
+        <w:tc>
+          <w:tcPr>
+            <w:tcW w:type="dxa" w:w="1234"/>
+          </w:tcPr>
+          <w:p>
+            <w:r>
+              <w:rPr>
+                <w:sz w:val="20"/>
+              </w:rPr>
+            </w:r>
+            <w:r>
+              <w:rPr>
+                <w:b/>
+                <w:sz w:val="20"/>
+              </w:rPr>
+              <w:t>VERIFIED</w:t>
+            </w:r>
+          </w:p>
+        </w:tc>
+        <w:tc>
+          <w:tcPr>
+            <w:tcW w:type="dxa" w:w="1234"/>
+          </w:tcPr>
+          <w:p>
+            <w:r>
+              <w:rPr>
+                <w:sz w:val="20"/>
+              </w:rPr>
+            </w:r>
+            <w:r>
+              <w:rPr>
+                <w:sz w:val="20"/>
+              </w:rPr>
+              <w:t>Vehicle-specific duty/IVA statement; service-fee distinction</w:t>
+            </w:r>
+          </w:p>
+        </w:tc>
+      </w:tr>
+      <w:tr>
+        <w:tc>
+          <w:tcPr>
+            <w:tcW w:type="dxa" w:w="1234"/>
+          </w:tcPr>
+          <w:p>
+            <w:r>
+              <w:rPr>
+                <w:sz w:val="20"/>
+              </w:rPr>
+            </w:r>
+            <w:r>
+              <w:rPr>
+                <w:sz w:val="20"/>
+              </w:rPr>
+              <w:t>China–Chile FTA preference (0% for qualifying origin), certificate basis</w:t>
+            </w:r>
+          </w:p>
+        </w:tc>
+        <w:tc>
+          <w:tcPr>
+            <w:tcW w:type="dxa" w:w="1234"/>
+          </w:tcPr>
+          <w:p>
+            <w:r>
+              <w:rPr>
+                <w:sz w:val="20"/>
+              </w:rPr>
+            </w:r>
+            <w:r>
+              <w:rPr>
+                <w:sz w:val="20"/>
+              </w:rPr>
+              <w:t>MOFCOM Chinese Mission in Chile (</w:t>
+            </w:r>
+            <w:r>
+              <w:rPr>
+                <w:b/>
+                <w:sz w:val="20"/>
+              </w:rPr>
+              <w:t>official trade body</w:t>
+            </w:r>
+            <w:r>
+              <w:rPr>
+                <w:sz w:val="20"/>
+              </w:rPr>
+              <w:t>)</w:t>
+            </w:r>
+          </w:p>
+        </w:tc>
+        <w:tc>
+          <w:tcPr>
+            <w:tcW w:type="dxa" w:w="1234"/>
+          </w:tcPr>
+          <w:p>
+            <w:r>
+              <w:rPr>
+                <w:sz w:val="20"/>
+              </w:rPr>
+            </w:r>
+            <w:r>
+              <w:rPr>
+                <w:sz w:val="20"/>
+              </w:rPr>
+              <w:t>CL/CN</w:t>
+            </w:r>
+          </w:p>
+        </w:tc>
+        <w:tc>
+          <w:tcPr>
+            <w:tcW w:type="dxa" w:w="1234"/>
           </w:tcPr>
           <w:p>
             <w:r>
@@ -1302,7 +1519,7 @@
         </w:tc>
         <w:tc>
           <w:tcPr>
-            <w:tcW w:type="dxa" w:w="1440"/>
+            <w:tcW w:type="dxa" w:w="1234"/>
           </w:tcPr>
           <w:p>
             <w:r>
@@ -1320,7 +1537,26 @@
         </w:tc>
         <w:tc>
           <w:tcPr>
-            <w:tcW w:type="dxa" w:w="1440"/>
+            <w:tcW w:type="dxa" w:w="1234"/>
+          </w:tcPr>
+          <w:p>
+            <w:r>
+              <w:rPr>
+                <w:sz w:val="20"/>
+              </w:rPr>
+            </w:r>
+            <w:r>
+              <w:rPr>
+                <w:b/>
+                <w:sz w:val="20"/>
+              </w:rPr>
+              <w:t>VERIFIED</w:t>
+            </w:r>
+          </w:p>
+        </w:tc>
+        <w:tc>
+          <w:tcPr>
+            <w:tcW w:type="dxa" w:w="1234"/>
           </w:tcPr>
           <w:p>
             <w:r>
@@ -1332,7 +1568,7 @@
               <w:rPr>
                 <w:sz w:val="20"/>
               </w:rPr>
-              <w:t>FTA 0% / non-FTA 6%, 1% fee, ≤$30 exemption rule</w:t>
+              <w:t>FTA 0% preference channel; origin-certificate condition</w:t>
             </w:r>
           </w:p>
         </w:tc>
@@ -1340,7 +1576,7 @@
       <w:tr>
         <w:tc>
           <w:tcPr>
-            <w:tcW w:type="dxa" w:w="1440"/>
+            <w:tcW w:type="dxa" w:w="1234"/>
           </w:tcPr>
           <w:p>
             <w:r>
@@ -1352,13 +1588,13 @@
               <w:rPr>
                 <w:sz w:val="20"/>
               </w:rPr>
-              <w:t>Chile 2026 customs tariff</w:t>
+              <w:t>ANAC six measures to make EVs cheaper (proposal, not law)</w:t>
             </w:r>
           </w:p>
         </w:tc>
         <w:tc>
           <w:tcPr>
-            <w:tcW w:type="dxa" w:w="1440"/>
+            <w:tcW w:type="dxa" w:w="1234"/>
           </w:tcPr>
           <w:p>
             <w:r>
@@ -1370,13 +1606,13 @@
               <w:rPr>
                 <w:sz w:val="20"/>
               </w:rPr>
-              <w:t>Los Contadores (Chilean tax)</w:t>
+              <w:t>AUTOGUÍA (Chilean auto media)</w:t>
             </w:r>
           </w:p>
         </w:tc>
         <w:tc>
           <w:tcPr>
-            <w:tcW w:type="dxa" w:w="1440"/>
+            <w:tcW w:type="dxa" w:w="1234"/>
           </w:tcPr>
           <w:p>
             <w:r>
@@ -1394,7 +1630,7 @@
         </w:tc>
         <w:tc>
           <w:tcPr>
-            <w:tcW w:type="dxa" w:w="1440"/>
+            <w:tcW w:type="dxa" w:w="1234"/>
           </w:tcPr>
           <w:p>
             <w:r>
@@ -1406,13 +1642,13 @@
               <w:rPr>
                 <w:sz w:val="20"/>
               </w:rPr>
-              <w:t>https://loscontadores.cl/arancel-aduanero-en-chile/</w:t>
+              <w:t>https://www.autoguia.cl/electromovilidad/2026/05/10/las-6-medidas-que-anac-le-pide-al-gobierno-para-que-los-autos-electricos-sean-mas-baratos-en-chile.html</w:t>
             </w:r>
           </w:p>
         </w:tc>
         <w:tc>
           <w:tcPr>
-            <w:tcW w:type="dxa" w:w="1440"/>
+            <w:tcW w:type="dxa" w:w="1234"/>
           </w:tcPr>
           <w:p>
             <w:r>
@@ -1430,7 +1666,7 @@
         </w:tc>
         <w:tc>
           <w:tcPr>
-            <w:tcW w:type="dxa" w:w="1440"/>
+            <w:tcW w:type="dxa" w:w="1234"/>
           </w:tcPr>
           <w:p>
             <w:r>
@@ -1442,15 +1678,13 @@
               <w:rPr>
                 <w:sz w:val="20"/>
               </w:rPr>
-              <w:t>6% general / 0% FTA, 19% IVA</w:t>
+              <w:t>SINGLE_SOURCE</w:t>
             </w:r>
           </w:p>
         </w:tc>
-      </w:tr>
-      <w:tr>
         <w:tc>
           <w:tcPr>
-            <w:tcW w:type="dxa" w:w="1440"/>
+            <w:tcW w:type="dxa" w:w="1234"/>
           </w:tcPr>
           <w:p>
             <w:r>
@@ -1462,427 +1696,7 @@
               <w:rPr>
                 <w:sz w:val="20"/>
               </w:rPr>
-              <w:t>ANAC's six measures to make EVs cheaper</w:t>
-            </w:r>
-          </w:p>
-        </w:tc>
-        <w:tc>
-          <w:tcPr>
-            <w:tcW w:type="dxa" w:w="1440"/>
-          </w:tcPr>
-          <w:p>
-            <w:r>
-              <w:rPr>
-                <w:sz w:val="20"/>
-              </w:rPr>
-            </w:r>
-            <w:r>
-              <w:rPr>
-                <w:sz w:val="20"/>
-              </w:rPr>
-              <w:t>AUTOGUÍA (Chilean auto media)</w:t>
-            </w:r>
-          </w:p>
-        </w:tc>
-        <w:tc>
-          <w:tcPr>
-            <w:tcW w:type="dxa" w:w="1440"/>
-          </w:tcPr>
-          <w:p>
-            <w:r>
-              <w:rPr>
-                <w:sz w:val="20"/>
-              </w:rPr>
-            </w:r>
-            <w:r>
-              <w:rPr>
-                <w:sz w:val="20"/>
-              </w:rPr>
-              <w:t>CL</w:t>
-            </w:r>
-          </w:p>
-        </w:tc>
-        <w:tc>
-          <w:tcPr>
-            <w:tcW w:type="dxa" w:w="1440"/>
-          </w:tcPr>
-          <w:p>
-            <w:r>
-              <w:rPr>
-                <w:sz w:val="20"/>
-              </w:rPr>
-            </w:r>
-            <w:r>
-              <w:rPr>
-                <w:sz w:val="20"/>
-              </w:rPr>
-              <w:t>https://www.autoguia.cl/electromovilidad/2026/05/10/las-6-medidas-que-anac-le-pide-al-gobierno-para-que-los-autos-electricos-sean-mas-baratos-en-chile.html</w:t>
-            </w:r>
-          </w:p>
-        </w:tc>
-        <w:tc>
-          <w:tcPr>
-            <w:tcW w:type="dxa" w:w="1440"/>
-          </w:tcPr>
-          <w:p>
-            <w:r>
-              <w:rPr>
-                <w:sz w:val="20"/>
-              </w:rPr>
-            </w:r>
-            <w:r>
-              <w:rPr>
-                <w:sz w:val="20"/>
-              </w:rPr>
-              <w:t>2026-09-02</w:t>
-            </w:r>
-          </w:p>
-        </w:tc>
-        <w:tc>
-          <w:tcPr>
-            <w:tcW w:type="dxa" w:w="1440"/>
-          </w:tcPr>
-          <w:p>
-            <w:r>
-              <w:rPr>
-                <w:sz w:val="20"/>
-              </w:rPr>
-            </w:r>
-            <w:r>
-              <w:rPr>
-                <w:sz w:val="20"/>
-              </w:rPr>
-              <w:t>EV/hybrid 6% non-FTA status; ANAC proposal (not enacted)</w:t>
-            </w:r>
-          </w:p>
-        </w:tc>
-      </w:tr>
-      <w:tr>
-        <w:tc>
-          <w:tcPr>
-            <w:tcW w:type="dxa" w:w="1440"/>
-          </w:tcPr>
-          <w:p>
-            <w:r>
-              <w:rPr>
-                <w:sz w:val="20"/>
-              </w:rPr>
-            </w:r>
-            <w:r>
-              <w:rPr>
-                <w:sz w:val="20"/>
-              </w:rPr>
-              <w:t>Import Chinese cars to Chile</w:t>
-            </w:r>
-          </w:p>
-        </w:tc>
-        <w:tc>
-          <w:tcPr>
-            <w:tcW w:type="dxa" w:w="1440"/>
-          </w:tcPr>
-          <w:p>
-            <w:r>
-              <w:rPr>
-                <w:sz w:val="20"/>
-              </w:rPr>
-            </w:r>
-            <w:r>
-              <w:rPr>
-                <w:sz w:val="20"/>
-              </w:rPr>
-              <w:t>Jinyu Autos (industry)</w:t>
-            </w:r>
-          </w:p>
-        </w:tc>
-        <w:tc>
-          <w:tcPr>
-            <w:tcW w:type="dxa" w:w="1440"/>
-          </w:tcPr>
-          <w:p>
-            <w:r>
-              <w:rPr>
-                <w:sz w:val="20"/>
-              </w:rPr>
-            </w:r>
-            <w:r>
-              <w:rPr>
-                <w:sz w:val="20"/>
-              </w:rPr>
-              <w:t>CL</w:t>
-            </w:r>
-          </w:p>
-        </w:tc>
-        <w:tc>
-          <w:tcPr>
-            <w:tcW w:type="dxa" w:w="1440"/>
-          </w:tcPr>
-          <w:p>
-            <w:r>
-              <w:rPr>
-                <w:sz w:val="20"/>
-              </w:rPr>
-            </w:r>
-            <w:r>
-              <w:rPr>
-                <w:sz w:val="20"/>
-              </w:rPr>
-              <w:t>https://jinyuautos.com/blog/import-chinese-cars-to-chile/</w:t>
-            </w:r>
-          </w:p>
-        </w:tc>
-        <w:tc>
-          <w:tcPr>
-            <w:tcW w:type="dxa" w:w="1440"/>
-          </w:tcPr>
-          <w:p>
-            <w:r>
-              <w:rPr>
-                <w:sz w:val="20"/>
-              </w:rPr>
-            </w:r>
-            <w:r>
-              <w:rPr>
-                <w:sz w:val="20"/>
-              </w:rPr>
-              <w:t>2026-09-02</w:t>
-            </w:r>
-          </w:p>
-        </w:tc>
-        <w:tc>
-          <w:tcPr>
-            <w:tcW w:type="dxa" w:w="1440"/>
-          </w:tcPr>
-          <w:p>
-            <w:r>
-              <w:rPr>
-                <w:sz w:val="20"/>
-              </w:rPr>
-            </w:r>
-            <w:r>
-              <w:rPr>
-                <w:sz w:val="20"/>
-              </w:rPr>
-              <w:t>FTA 0% channel for Chinese passenger cars</w:t>
-            </w:r>
-          </w:p>
-        </w:tc>
-      </w:tr>
-      <w:tr>
-        <w:tc>
-          <w:tcPr>
-            <w:tcW w:type="dxa" w:w="1440"/>
-          </w:tcPr>
-          <w:p>
-            <w:r>
-              <w:rPr>
-                <w:sz w:val="20"/>
-              </w:rPr>
-            </w:r>
-            <w:r>
-              <w:rPr>
-                <w:sz w:val="20"/>
-              </w:rPr>
-              <w:t>Global auto import tariff guide</w:t>
-            </w:r>
-          </w:p>
-        </w:tc>
-        <w:tc>
-          <w:tcPr>
-            <w:tcW w:type="dxa" w:w="1440"/>
-          </w:tcPr>
-          <w:p>
-            <w:r>
-              <w:rPr>
-                <w:sz w:val="20"/>
-              </w:rPr>
-            </w:r>
-            <w:r>
-              <w:rPr>
-                <w:sz w:val="20"/>
-              </w:rPr>
-              <w:t>huajiame (industry)</w:t>
-            </w:r>
-          </w:p>
-        </w:tc>
-        <w:tc>
-          <w:tcPr>
-            <w:tcW w:type="dxa" w:w="1440"/>
-          </w:tcPr>
-          <w:p>
-            <w:r>
-              <w:rPr>
-                <w:sz w:val="20"/>
-              </w:rPr>
-            </w:r>
-            <w:r>
-              <w:rPr>
-                <w:sz w:val="20"/>
-              </w:rPr>
-              <w:t>CL</w:t>
-            </w:r>
-          </w:p>
-        </w:tc>
-        <w:tc>
-          <w:tcPr>
-            <w:tcW w:type="dxa" w:w="1440"/>
-          </w:tcPr>
-          <w:p>
-            <w:r>
-              <w:rPr>
-                <w:sz w:val="20"/>
-              </w:rPr>
-            </w:r>
-            <w:r>
-              <w:rPr>
-                <w:sz w:val="20"/>
-              </w:rPr>
-              <w:t>https://www.huajiame.com/pl/knowledge/global-auto-import-tariff-guide</w:t>
-            </w:r>
-          </w:p>
-        </w:tc>
-        <w:tc>
-          <w:tcPr>
-            <w:tcW w:type="dxa" w:w="1440"/>
-          </w:tcPr>
-          <w:p>
-            <w:r>
-              <w:rPr>
-                <w:sz w:val="20"/>
-              </w:rPr>
-            </w:r>
-            <w:r>
-              <w:rPr>
-                <w:sz w:val="20"/>
-              </w:rPr>
-              <w:t>2026-09-02</w:t>
-            </w:r>
-          </w:p>
-        </w:tc>
-        <w:tc>
-          <w:tcPr>
-            <w:tcW w:type="dxa" w:w="1440"/>
-          </w:tcPr>
-          <w:p>
-            <w:r>
-              <w:rPr>
-                <w:sz w:val="20"/>
-              </w:rPr>
-            </w:r>
-            <w:r>
-              <w:rPr>
-                <w:sz w:val="20"/>
-              </w:rPr>
-              <w:t>6%/0%, 19% VAT, ~15% luxury tax above ~$35k (industry)</w:t>
-            </w:r>
-          </w:p>
-        </w:tc>
-      </w:tr>
-      <w:tr>
-        <w:tc>
-          <w:tcPr>
-            <w:tcW w:type="dxa" w:w="1440"/>
-          </w:tcPr>
-          <w:p>
-            <w:r>
-              <w:rPr>
-                <w:sz w:val="20"/>
-              </w:rPr>
-            </w:r>
-            <w:r>
-              <w:rPr>
-                <w:sz w:val="20"/>
-              </w:rPr>
-              <w:t>Chinese EV export guide (3CV cost reference)</w:t>
-            </w:r>
-          </w:p>
-        </w:tc>
-        <w:tc>
-          <w:tcPr>
-            <w:tcW w:type="dxa" w:w="1440"/>
-          </w:tcPr>
-          <w:p>
-            <w:r>
-              <w:rPr>
-                <w:sz w:val="20"/>
-              </w:rPr>
-            </w:r>
-            <w:r>
-              <w:rPr>
-                <w:sz w:val="20"/>
-              </w:rPr>
-              <w:t>Electric Auto China (industry)</w:t>
-            </w:r>
-          </w:p>
-        </w:tc>
-        <w:tc>
-          <w:tcPr>
-            <w:tcW w:type="dxa" w:w="1440"/>
-          </w:tcPr>
-          <w:p>
-            <w:r>
-              <w:rPr>
-                <w:sz w:val="20"/>
-              </w:rPr>
-            </w:r>
-            <w:r>
-              <w:rPr>
-                <w:sz w:val="20"/>
-              </w:rPr>
-              <w:t>CL</w:t>
-            </w:r>
-          </w:p>
-        </w:tc>
-        <w:tc>
-          <w:tcPr>
-            <w:tcW w:type="dxa" w:w="1440"/>
-          </w:tcPr>
-          <w:p>
-            <w:r>
-              <w:rPr>
-                <w:sz w:val="20"/>
-              </w:rPr>
-            </w:r>
-            <w:r>
-              <w:rPr>
-                <w:sz w:val="20"/>
-              </w:rPr>
-              <w:t>https://www.electricautochina.com/the-ultimate-2026-b2b-export-guide-for-chinese-electric-cars-for-sale/</w:t>
-            </w:r>
-          </w:p>
-        </w:tc>
-        <w:tc>
-          <w:tcPr>
-            <w:tcW w:type="dxa" w:w="1440"/>
-          </w:tcPr>
-          <w:p>
-            <w:r>
-              <w:rPr>
-                <w:sz w:val="20"/>
-              </w:rPr>
-            </w:r>
-            <w:r>
-              <w:rPr>
-                <w:sz w:val="20"/>
-              </w:rPr>
-              <w:t>2026-09-02</w:t>
-            </w:r>
-          </w:p>
-        </w:tc>
-        <w:tc>
-          <w:tcPr>
-            <w:tcW w:type="dxa" w:w="1440"/>
-          </w:tcPr>
-          <w:p>
-            <w:r>
-              <w:rPr>
-                <w:sz w:val="20"/>
-              </w:rPr>
-            </w:r>
-            <w:r>
-              <w:rPr>
-                <w:sz w:val="20"/>
-              </w:rPr>
-              <w:t>3CV homologation, ~$600/unit reference</w:t>
+              <w:t>Proposal status only — explicitly not enacted</w:t>
             </w:r>
           </w:p>
         </w:tc>
@@ -1893,7 +1707,7 @@
         <w:rPr>
           <w:i/>
         </w:rPr>
-        <w:t>Verification note: FTA zero tariff, the 6% general tariff and the 1% fee rule rest on an official Chinese-mission source (VERIFIED). HS-level origin rules, the luxury-tax threshold, 3CV cost and the ANAC proposal are industry/media or unresolved and must be confirmed against Chilean customs/tax primary documents; the ANAC measure is not enacted law.</w:t>
+        <w:t>Confidence note: the 6% general duty and 19% IVA are VERIFIED on Chilean Customs; the FTA 0% preference is official but conditional on origin. The previously included 1%/US$30 courier rule (not applicable to vehicles), an unconfirmed luxury-surtax threshold and a fixed 3CV fee have been removed from the factual body; HS-level rules of origin and any surtax must be confirmed with Chilean Customs/SII/SUBREI.</w:t>
       </w:r>
     </w:p>
     <w:p>
@@ -1912,10 +1726,10 @@
         <w:rPr>
           <w:b/>
         </w:rPr>
-        <w:t>Reviewed by</w:t>
+        <w:t>Author / reviewer</w:t>
       </w:r>
       <w:r>
-        <w:t>: AutoBridge Export Sourcing Team</w:t>
+        <w:t>: [AutoBridge Export Sourcing Team](/authors/autobridge-export-sourcing-team/) · method per our [Editorial Policy](/about/editorial-policy/)</w:t>
       </w:r>
     </w:p>
     <w:p>
@@ -1929,7 +1743,16 @@
         <w:t>Last reviewed</w:t>
       </w:r>
       <w:r>
-        <w:t>: 2026-09-02</w:t>
+        <w:t xml:space="preserve">: 2026-09-02 · </w:t>
+      </w:r>
+      <w:r>
+        <w:rPr>
+          <w:b/>
+        </w:rPr>
+        <w:t>Second-round source revision</w:t>
+      </w:r>
+      <w:r>
+        <w:t>: 2026-09-03 (Chilean Customs official source added; inapplicable courier fee and unconfirmed surtax/3CV numbers removed)</w:t>
       </w:r>
     </w:p>
     <w:p>
@@ -1957,7 +1780,7 @@
         <w:t>Verification method</w:t>
       </w:r>
       <w:r>
-        <w:t>: Official trade-body source for the FTA backbone; local/industry figures flagged for primary confirmation; proposals kept distinct from law</w:t>
+        <w:t>: Government customs primary source for duty/IVA; official trade body for the FTA preference; proposals and unconfirmed fees kept out of the factual stack</w:t>
       </w:r>
     </w:p>
     <w:p>
@@ -1968,10 +1791,10 @@
         <w:rPr>
           <w:b/>
         </w:rPr>
-        <w:t>Content status</w:t>
+        <w:t>Quality gates</w:t>
       </w:r>
       <w:r>
-        <w:t>: QA_PASS (Master/EN)</w:t>
+        <w:t>: EDITORIAL_QA_PASS=PASS · FACT_SOURCE_PASS=PASS (Chilean official source added; unsupported numbers removed) · SEO_PASS=PASS · CODEX_REVIEW_PASS=PENDING (independent Codex review) · PUBLISH_APPROVED=FALSE until Codex sign-off</w:t>
       </w:r>
     </w:p>
     <w:sectPr>

--- a/deliveries/2026-09-02/02_Procurement_Guides/GUIDE_20260902_09_Chile_China_FTA_EV_Import.docx
+++ b/deliveries/2026-09-02/02_Procurement_Guides/GUIDE_20260902_09_Chile_China_FTA_EV_Import.docx
@@ -762,7 +762,7 @@
     </w:p>
     <w:p>
       <w:r>
-        <w:t xml:space="preserve">Generic guides mix courier de-minimis rules, proposals and enacted tax into one number. AutoBridge builds a </w:t>
+        <w:t xml:space="preserve">Generic guides mix courier de-minimis rules, proposals and enacted tax into one number. The recommended method is to build a </w:t>
       </w:r>
       <w:r>
         <w:rPr>
@@ -774,7 +774,7 @@
         <w:rPr>
           <w:i/>
         </w:rPr>
-        <w:t xml:space="preserve"> (6% general / 0% FTA preference + 19% IVA on duty-inclusive value), ties the </w:t>
+        <w:t xml:space="preserve"> (6% general / 0% FTA preference + 19% IVA on the duty-inclusive value), tie the </w:t>
       </w:r>
       <w:r>
         <w:rPr>
@@ -786,7 +786,7 @@
         <w:rPr>
           <w:i/>
         </w:rPr>
-        <w:t xml:space="preserve">, and runs the </w:t>
+        <w:t xml:space="preserve">, and plan the </w:t>
       </w:r>
       <w:r>
         <w:rPr>
@@ -1729,7 +1729,7 @@
         <w:t>Author / reviewer</w:t>
       </w:r>
       <w:r>
-        <w:t>: [AutoBridge Export Sourcing Team](/authors/autobridge-export-sourcing-team/) · method per our [Editorial Policy](/about/editorial-policy/)</w:t>
+        <w:t>: [AutoBridge Export Sourcing Team](/authors/) · method per our [Editorial Policy](/editorial-policy/)</w:t>
       </w:r>
     </w:p>
     <w:p>
@@ -1744,6 +1744,15 @@
       </w:r>
       <w:r>
         <w:t xml:space="preserve">: 2026-09-02 · </w:t>
+      </w:r>
+      <w:r>
+        <w:rPr>
+          <w:b/>
+        </w:rPr>
+        <w:t>R3 (2026-09-03): internal links set to live /authors/ and /editorial-policy/ paths; operations claims framed as recommended/editorial method</w:t>
+      </w:r>
+      <w:r>
+        <w:t xml:space="preserve"> · </w:t>
       </w:r>
       <w:r>
         <w:rPr>

--- a/deliveries/2026-09-02/02_Procurement_Guides/GUIDE_20260902_09_Chile_China_FTA_EV_Import.docx
+++ b/deliveries/2026-09-02/02_Procurement_Guides/GUIDE_20260902_09_Chile_China_FTA_EV_Import.docx
@@ -4,7 +4,7 @@
   <w:body>
     <w:p>
       <w:pPr>
-        <w:pStyle w:val="Title"/>
+        <w:pStyle w:val="Heading1"/>
       </w:pPr>
       <w:r>
         <w:t>Importing Chinese Vehicles Into Chile: FTA Preference, IVA and the 3CV Homologation Step</w:t>
@@ -12,7 +12,7 @@
     </w:p>
     <w:p>
       <w:pPr>
-        <w:pStyle w:val="Heading1"/>
+        <w:pStyle w:val="Heading2"/>
       </w:pPr>
       <w:r>
         <w:t>SEO Metadata</w:t>
@@ -146,7 +146,7 @@
     </w:p>
     <w:p>
       <w:pPr>
-        <w:pStyle w:val="Heading1"/>
+        <w:pStyle w:val="Heading2"/>
       </w:pPr>
       <w:r>
         <w:t>The Opportunity and the Recurring Miscalculation</w:t>
@@ -204,7 +204,7 @@
     </w:p>
     <w:p>
       <w:pPr>
-        <w:pStyle w:val="Heading1"/>
+        <w:pStyle w:val="Heading2"/>
       </w:pPr>
       <w:r>
         <w:t>The Tax Stack, Line by Line (officially grounded)</w:t>
@@ -212,7 +212,7 @@
     </w:p>
     <w:tbl>
       <w:tblPr>
-        <w:tblStyle w:val="TableGrid"/>
+        <w:tblStyle w:val="LightGrid-Accent1"/>
         <w:tblW w:type="auto" w:w="0"/>
         <w:tblLook w:firstColumn="1" w:firstRow="1" w:lastColumn="0" w:lastRow="0" w:noHBand="0" w:noVBand="1" w:val="04A0"/>
       </w:tblPr>
@@ -225,20 +225,9 @@
         <w:tc>
           <w:tcPr>
             <w:tcW w:type="dxa" w:w="2880"/>
-            <w:shd w:val="clear" w:fill="EAF0F6"/>
           </w:tcPr>
           <w:p>
             <w:r>
-              <w:rPr>
-                <w:b/>
-                <w:sz w:val="20"/>
-              </w:rPr>
-            </w:r>
-            <w:r>
-              <w:rPr>
-                <w:b/>
-                <w:sz w:val="20"/>
-              </w:rPr>
               <w:t>Element</w:t>
             </w:r>
           </w:p>
@@ -246,20 +235,9 @@
         <w:tc>
           <w:tcPr>
             <w:tcW w:type="dxa" w:w="2880"/>
-            <w:shd w:val="clear" w:fill="EAF0F6"/>
           </w:tcPr>
           <w:p>
             <w:r>
-              <w:rPr>
-                <w:b/>
-                <w:sz w:val="20"/>
-              </w:rPr>
-            </w:r>
-            <w:r>
-              <w:rPr>
-                <w:b/>
-                <w:sz w:val="20"/>
-              </w:rPr>
               <w:t>Treatment</w:t>
             </w:r>
           </w:p>
@@ -267,20 +245,9 @@
         <w:tc>
           <w:tcPr>
             <w:tcW w:type="dxa" w:w="2880"/>
-            <w:shd w:val="clear" w:fill="EAF0F6"/>
           </w:tcPr>
           <w:p>
             <w:r>
-              <w:rPr>
-                <w:b/>
-                <w:sz w:val="20"/>
-              </w:rPr>
-            </w:r>
-            <w:r>
-              <w:rPr>
-                <w:b/>
-                <w:sz w:val="20"/>
-              </w:rPr>
               <w:t>Basis / confidence</w:t>
             </w:r>
           </w:p>
@@ -293,14 +260,6 @@
           </w:tcPr>
           <w:p>
             <w:r>
-              <w:rPr>
-                <w:sz w:val="20"/>
-              </w:rPr>
-            </w:r>
-            <w:r>
-              <w:rPr>
-                <w:sz w:val="20"/>
-              </w:rPr>
               <w:t>General ad-valorem duty</w:t>
             </w:r>
           </w:p>
@@ -312,20 +271,11 @@
           <w:p>
             <w:r>
               <w:rPr>
-                <w:sz w:val="20"/>
-              </w:rPr>
-            </w:r>
-            <w:r>
-              <w:rPr>
                 <w:b/>
-                <w:sz w:val="20"/>
               </w:rPr>
               <w:t>6% of CIF (customs value)</w:t>
             </w:r>
             <w:r>
-              <w:rPr>
-                <w:sz w:val="20"/>
-              </w:rPr>
               <w:t xml:space="preserve"> for non-preference origin</w:t>
             </w:r>
           </w:p>
@@ -337,13 +287,7 @@
           <w:p>
             <w:r>
               <w:rPr>
-                <w:sz w:val="20"/>
-              </w:rPr>
-            </w:r>
-            <w:r>
-              <w:rPr>
                 <w:b/>
-                <w:sz w:val="20"/>
               </w:rPr>
               <w:t>VERIFIED — Chilean National Customs Service (aduana.gob.cl)</w:t>
             </w:r>
@@ -357,14 +301,6 @@
           </w:tcPr>
           <w:p>
             <w:r>
-              <w:rPr>
-                <w:sz w:val="20"/>
-              </w:rPr>
-            </w:r>
-            <w:r>
-              <w:rPr>
-                <w:sz w:val="20"/>
-              </w:rPr>
               <w:t>IVA (VAT)</w:t>
             </w:r>
           </w:p>
@@ -376,20 +312,11 @@
           <w:p>
             <w:r>
               <w:rPr>
-                <w:sz w:val="20"/>
-              </w:rPr>
-            </w:r>
-            <w:r>
-              <w:rPr>
                 <w:b/>
-                <w:sz w:val="20"/>
               </w:rPr>
               <w:t>19% on CIF customs value + duty</w:t>
             </w:r>
             <w:r>
-              <w:rPr>
-                <w:sz w:val="20"/>
-              </w:rPr>
               <w:t xml:space="preserve"> — charged even when duty is 0% under the FTA</w:t>
             </w:r>
           </w:p>
@@ -401,13 +328,7 @@
           <w:p>
             <w:r>
               <w:rPr>
-                <w:sz w:val="20"/>
-              </w:rPr>
-            </w:r>
-            <w:r>
-              <w:rPr>
                 <w:b/>
-                <w:sz w:val="20"/>
               </w:rPr>
               <w:t>VERIFIED — aduana.gob.cl</w:t>
             </w:r>
@@ -421,14 +342,6 @@
           </w:tcPr>
           <w:p>
             <w:r>
-              <w:rPr>
-                <w:sz w:val="20"/>
-              </w:rPr>
-            </w:r>
-            <w:r>
-              <w:rPr>
-                <w:sz w:val="20"/>
-              </w:rPr>
               <w:t>FTA preference for qualifying Chinese origin</w:t>
             </w:r>
           </w:p>
@@ -439,27 +352,15 @@
           </w:tcPr>
           <w:p>
             <w:r>
-              <w:rPr>
-                <w:sz w:val="20"/>
-              </w:rPr>
-            </w:r>
-            <w:r>
-              <w:rPr>
-                <w:sz w:val="20"/>
-              </w:rPr>
               <w:t xml:space="preserve">Ad-valorem </w:t>
             </w:r>
             <w:r>
               <w:rPr>
                 <w:b/>
-                <w:sz w:val="20"/>
               </w:rPr>
               <w:t>duty 0%</w:t>
             </w:r>
             <w:r>
-              <w:rPr>
-                <w:sz w:val="20"/>
-              </w:rPr>
               <w:t>, conditional on a valid FTA certificate of origin and the product-specific rule</w:t>
             </w:r>
           </w:p>
@@ -470,14 +371,6 @@
           </w:tcPr>
           <w:p>
             <w:r>
-              <w:rPr>
-                <w:sz w:val="20"/>
-              </w:rPr>
-            </w:r>
-            <w:r>
-              <w:rPr>
-                <w:sz w:val="20"/>
-              </w:rPr>
               <w:t>VERIFIED — official trade sources (China mission; FTA administered on the Chile side by DIRECON/SUBREI and Customs)</w:t>
             </w:r>
           </w:p>
@@ -490,14 +383,6 @@
           </w:tcPr>
           <w:p>
             <w:r>
-              <w:rPr>
-                <w:sz w:val="20"/>
-              </w:rPr>
-            </w:r>
-            <w:r>
-              <w:rPr>
-                <w:sz w:val="20"/>
-              </w:rPr>
               <w:t>Port/logistics charges</w:t>
             </w:r>
           </w:p>
@@ -508,14 +393,6 @@
           </w:tcPr>
           <w:p>
             <w:r>
-              <w:rPr>
-                <w:sz w:val="20"/>
-              </w:rPr>
-            </w:r>
-            <w:r>
-              <w:rPr>
-                <w:sz w:val="20"/>
-              </w:rPr>
               <w:t>Additional, forwarder/route-specific</w:t>
             </w:r>
           </w:p>
@@ -526,20 +403,13 @@
           </w:tcPr>
           <w:p>
             <w:r>
-              <w:rPr>
-                <w:sz w:val="20"/>
-              </w:rPr>
-            </w:r>
-            <w:r>
-              <w:rPr>
-                <w:sz w:val="20"/>
-              </w:rPr>
               <w:t>Obtain per shipment</w:t>
             </w:r>
           </w:p>
         </w:tc>
       </w:tr>
     </w:tbl>
+    <w:p/>
     <w:p>
       <w:r>
         <w:t xml:space="preserve">Chilean Customs states the general rule plainly: imports pay a 6% ad-valorem duty on CIF and 19% IVA on customs value plus duty. A qualifying Chinese-origin vehicle removes the </w:t>
@@ -565,7 +435,7 @@
     </w:p>
     <w:p>
       <w:pPr>
-        <w:pStyle w:val="Heading2"/>
+        <w:pStyle w:val="Heading3"/>
       </w:pPr>
       <w:r>
         <w:t>A correction to common shorthand</w:t>
@@ -587,7 +457,7 @@
     </w:p>
     <w:p>
       <w:pPr>
-        <w:pStyle w:val="Heading1"/>
+        <w:pStyle w:val="Heading2"/>
       </w:pPr>
       <w:r>
         <w:t>Origin Is the Condition for 0% — Get the Certificate Right</w:t>
@@ -660,7 +530,7 @@
     </w:p>
     <w:p>
       <w:pPr>
-        <w:pStyle w:val="Heading1"/>
+        <w:pStyle w:val="Heading2"/>
       </w:pPr>
       <w:r>
         <w:t>3CV Homologation Is Separate From Customs</w:t>
@@ -700,7 +570,7 @@
     </w:p>
     <w:p>
       <w:pPr>
-        <w:pStyle w:val="Heading1"/>
+        <w:pStyle w:val="Heading2"/>
       </w:pPr>
       <w:r>
         <w:t>Points Deliberately Left Unconfirmed</w:t>
@@ -754,7 +624,7 @@
     </w:p>
     <w:p>
       <w:pPr>
-        <w:pStyle w:val="Heading1"/>
+        <w:pStyle w:val="Heading2"/>
       </w:pPr>
       <w:r>
         <w:t>What AutoBridge Adds Beyond a Tariff Blog</w:t>
@@ -771,36 +641,30 @@
         <w:t>country-correct stack for a *vehicle</w:t>
       </w:r>
       <w:r>
-        <w:rPr>
-          <w:i/>
-        </w:rPr>
-        <w:t xml:space="preserve"> (6% general / 0% FTA preference + 19% IVA on the duty-inclusive value), tie the </w:t>
+        <w:t xml:space="preserve">* (6% general / 0% FTA preference + 19% IVA on the duty-inclusive value), tie the </w:t>
       </w:r>
       <w:r>
         <w:rPr>
-          <w:i/>
+          <w:b/>
         </w:rPr>
         <w:t>certificate-of-origin document set to the VIN</w:t>
       </w:r>
       <w:r>
-        <w:rPr>
-          <w:i/>
-        </w:rPr>
         <w:t xml:space="preserve">, and plan the </w:t>
       </w:r>
       <w:r>
         <w:rPr>
-          <w:i/>
+          <w:b/>
         </w:rPr>
         <w:t>3CV timeline in parallel with shipping</w:t>
       </w:r>
       <w:r>
-        <w:t>* so the 0% preference is not lost on a paperwork mismatch and first registration is not delayed.</w:t>
+        <w:t xml:space="preserve"> so the 0% preference is not lost on a paperwork mismatch and first registration is not delayed.</w:t>
       </w:r>
     </w:p>
     <w:p>
       <w:pPr>
-        <w:pStyle w:val="Heading1"/>
+        <w:pStyle w:val="Heading2"/>
       </w:pPr>
       <w:r>
         <w:t>Operating Sequence</w:t>
@@ -865,7 +729,7 @@
     </w:p>
     <w:p>
       <w:pPr>
-        <w:pStyle w:val="Heading1"/>
+        <w:pStyle w:val="Heading2"/>
       </w:pPr>
       <w:r>
         <w:t>Before Payment — Confirmation List</w:t>
@@ -913,7 +777,7 @@
     </w:p>
     <w:p>
       <w:pPr>
-        <w:pStyle w:val="Heading1"/>
+        <w:pStyle w:val="Heading2"/>
       </w:pPr>
       <w:r>
         <w:t>Frequently Asked Questions</w:t>
@@ -927,17 +791,10 @@
         <w:t>Is duty really 0% for a Chinese car in Chile?</w:t>
       </w:r>
       <w:r>
-        <w:t xml:space="preserve"> For </w:t>
+        <w:t xml:space="preserve"> For *originating* goods under the China–Chile FTA, with a valid certificate of origin, the ad-valorem duty is 0%; 19% IVA still applies.</w:t>
       </w:r>
-      <w:r>
-        <w:rPr>
-          <w:i/>
-        </w:rPr>
-        <w:t>originating</w:t>
-      </w:r>
-      <w:r>
-        <w:t xml:space="preserve"> goods under the China–Chile FTA, with a valid certificate of origin, the ad-valorem duty is 0%; 19% IVA still applies. </w:t>
-      </w:r>
+    </w:p>
+    <w:p>
       <w:r>
         <w:rPr>
           <w:b/>
@@ -945,8 +802,10 @@
         <w:t>What is the non-FTA duty and IVA?</w:t>
       </w:r>
       <w:r>
-        <w:t xml:space="preserve"> Chilean Customs sets a 6% general ad-valorem duty on CIF and 19% IVA on customs value plus duty. </w:t>
+        <w:t xml:space="preserve"> Chilean Customs sets a 6% general ad-valorem duty on CIF and 19% IVA on customs value plus duty.</w:t>
       </w:r>
+    </w:p>
+    <w:p>
       <w:r>
         <w:rPr>
           <w:b/>
@@ -954,8 +813,10 @@
         <w:t>What document unlocks the preference?</w:t>
       </w:r>
       <w:r>
-        <w:t xml:space="preserve"> A valid FTA Certificate of Origin consistent with invoice and VIN; without it the 6% general duty applies. </w:t>
+        <w:t xml:space="preserve"> A valid FTA Certificate of Origin consistent with invoice and VIN; without it the 6% general duty applies.</w:t>
       </w:r>
+    </w:p>
+    <w:p>
       <w:r>
         <w:rPr>
           <w:b/>
@@ -963,8 +824,10 @@
         <w:t>What is 3CV and what does it cost?</w:t>
       </w:r>
       <w:r>
-        <w:t xml:space="preserve"> Chile's vehicle homologation process; it gates registration and its fee/timeline must be quoted by the certifier — this article does not assert a fixed number. </w:t>
+        <w:t xml:space="preserve"> Chile's vehicle homologation process; it gates registration and its fee/timeline must be quoted by the certifier — this article does not assert a fixed number.</w:t>
       </w:r>
+    </w:p>
+    <w:p>
       <w:r>
         <w:rPr>
           <w:b/>
@@ -977,7 +840,255 @@
     </w:p>
     <w:p>
       <w:pPr>
-        <w:pStyle w:val="Heading1"/>
+        <w:pStyle w:val="Heading2"/>
+      </w:pPr>
+      <w:r>
+        <w:t>Image Record</w:t>
+      </w:r>
+    </w:p>
+    <w:p>
+      <w:pPr>
+        <w:pStyle w:val="ListBullet"/>
+      </w:pPr>
+      <w:r>
+        <w:t>IMAGE_ASSET_PATH: none secured in repository</w:t>
+      </w:r>
+    </w:p>
+    <w:p>
+      <w:pPr>
+        <w:pStyle w:val="ListBullet"/>
+      </w:pPr>
+      <w:r>
+        <w:t>ORIGINAL_IMAGE_URL: not captured</w:t>
+      </w:r>
+    </w:p>
+    <w:p>
+      <w:pPr>
+        <w:pStyle w:val="ListBullet"/>
+      </w:pPr>
+      <w:r>
+        <w:t>SOURCE_PAGE: not captured</w:t>
+      </w:r>
+    </w:p>
+    <w:p>
+      <w:pPr>
+        <w:pStyle w:val="ListBullet"/>
+      </w:pPr>
+      <w:r>
+        <w:t>RIGHTS_HOLDER: unconfirmed</w:t>
+      </w:r>
+    </w:p>
+    <w:p>
+      <w:pPr>
+        <w:pStyle w:val="ListBullet"/>
+      </w:pPr>
+      <w:r>
+        <w:t>LICENSE: none secured — no third-party image may be published until rights are cleared</w:t>
+      </w:r>
+    </w:p>
+    <w:p>
+      <w:pPr>
+        <w:pStyle w:val="ListBullet"/>
+      </w:pPr>
+      <w:r>
+        <w:t>CHECKED_DATE: 2026-09-05</w:t>
+      </w:r>
+    </w:p>
+    <w:p>
+      <w:pPr>
+        <w:pStyle w:val="ListBullet"/>
+      </w:pPr>
+      <w:r>
+        <w:t>MODEL_TOPIC_MATCH: must match the exact model/version (or the guide topic) and reference market above</w:t>
+      </w:r>
+    </w:p>
+    <w:p>
+      <w:pPr>
+        <w:pStyle w:val="ListBullet"/>
+      </w:pPr>
+      <w:r>
+        <w:t>IMAGE_RIGHTS_STATUS: FAIL (no licensed asset captured; a placeholder or “retain old image” note is not accepted)</w:t>
+      </w:r>
+    </w:p>
+    <w:p>
+      <w:pPr>
+        <w:pStyle w:val="ListBullet"/>
+      </w:pPr>
+      <w:r>
+        <w:t>ALT by language:</w:t>
+      </w:r>
+    </w:p>
+    <w:p>
+      <w:pPr>
+        <w:pStyle w:val="ListBullet"/>
+      </w:pPr>
+      <w:r>
+        <w:rPr>
+          <w:b/>
+        </w:rPr>
+        <w:t>EN</w:t>
+      </w:r>
+      <w:r>
+        <w:t>: AutoBridge export-buyer reference — Chile vehicle import, FTA and 3CV, vehicle-export procurement guide</w:t>
+      </w:r>
+    </w:p>
+    <w:p>
+      <w:pPr>
+        <w:pStyle w:val="ListBullet"/>
+      </w:pPr>
+      <w:r>
+        <w:rPr>
+          <w:b/>
+        </w:rPr>
+        <w:t>FR</w:t>
+      </w:r>
+      <w:r>
+        <w:t>: Référence AutoBridge pour acheteurs export — Chile vehicle import, FTA and 3CV, guide d’achat à l’export automobile</w:t>
+      </w:r>
+    </w:p>
+    <w:p>
+      <w:pPr>
+        <w:pStyle w:val="ListBullet"/>
+      </w:pPr>
+      <w:r>
+        <w:rPr>
+          <w:b/>
+        </w:rPr>
+        <w:t>DE</w:t>
+      </w:r>
+      <w:r>
+        <w:t>: AutoBridge-Referenz für Exportkäufer — Chile vehicle import, FTA and 3CV, Leitfaden für Fahrzeugexport-Einkauf</w:t>
+      </w:r>
+    </w:p>
+    <w:p>
+      <w:pPr>
+        <w:pStyle w:val="ListBullet"/>
+      </w:pPr>
+      <w:r>
+        <w:rPr>
+          <w:b/>
+        </w:rPr>
+        <w:t>ES</w:t>
+      </w:r>
+      <w:r>
+        <w:t>: Referencia AutoBridge para compradores de exportación — Chile vehicle import, FTA and 3CV, guía de compras para exportación de vehículos</w:t>
+      </w:r>
+    </w:p>
+    <w:p>
+      <w:pPr>
+        <w:pStyle w:val="ListBullet"/>
+      </w:pPr>
+      <w:r>
+        <w:rPr>
+          <w:b/>
+        </w:rPr>
+        <w:t>PT</w:t>
+      </w:r>
+      <w:r>
+        <w:t>: Referência AutoBridge para compradores de exportação — Chile vehicle import, FTA and 3CV, guia de compras para exportação de veículos</w:t>
+      </w:r>
+    </w:p>
+    <w:p>
+      <w:pPr>
+        <w:pStyle w:val="ListBullet"/>
+      </w:pPr>
+      <w:r>
+        <w:rPr>
+          <w:b/>
+        </w:rPr>
+        <w:t>JA</w:t>
+      </w:r>
+      <w:r>
+        <w:t>: AutoBridge 輸出バイヤー向けリファレンス｜Chile vehicle import, FTA and 3CV, 自動車輸出 調達ガイド</w:t>
+      </w:r>
+    </w:p>
+    <w:p>
+      <w:pPr>
+        <w:pStyle w:val="ListBullet"/>
+      </w:pPr>
+      <w:r>
+        <w:rPr>
+          <w:b/>
+        </w:rPr>
+        <w:t>KO</w:t>
+      </w:r>
+      <w:r>
+        <w:t>: AutoBridge 수출 바이어 참고 자료｜Chile vehicle import, FTA and 3CV, 자동차 수출 조달 가이드</w:t>
+      </w:r>
+    </w:p>
+    <w:p>
+      <w:pPr>
+        <w:pStyle w:val="ListBullet"/>
+      </w:pPr>
+      <w:r>
+        <w:rPr>
+          <w:b/>
+        </w:rPr>
+        <w:t>VI</w:t>
+      </w:r>
+      <w:r>
+        <w:t>: Tài liệu tham khảo AutoBridge cho người mua xuất khẩu — Chile vehicle import, FTA and 3CV, hướng dẫn thu mua xuất khẩu xe</w:t>
+      </w:r>
+    </w:p>
+    <w:p>
+      <w:pPr>
+        <w:pStyle w:val="ListBullet"/>
+      </w:pPr>
+      <w:r>
+        <w:rPr>
+          <w:b/>
+        </w:rPr>
+        <w:t>TH</w:t>
+      </w:r>
+      <w:r>
+        <w:t>: เอกสารอ้างอิง AutoBridge สำหรับผู้ซื้อเพื่อการส่งออก — Chile vehicle import, FTA and 3CV, คู่มือจัดซื้อเพื่อการส่งออกยานยนต์</w:t>
+      </w:r>
+    </w:p>
+    <w:p>
+      <w:pPr>
+        <w:pStyle w:val="ListBullet"/>
+      </w:pPr>
+      <w:r>
+        <w:rPr>
+          <w:b/>
+        </w:rPr>
+        <w:t>ID</w:t>
+      </w:r>
+      <w:r>
+        <w:t>: Referensi AutoBridge untuk pembeli ekspor — Chile vehicle import, FTA and 3CV, panduan pengadaan ekspor kendaraan</w:t>
+      </w:r>
+    </w:p>
+    <w:p>
+      <w:pPr>
+        <w:pStyle w:val="ListBullet"/>
+      </w:pPr>
+      <w:r>
+        <w:rPr>
+          <w:b/>
+        </w:rPr>
+        <w:t>AR</w:t>
+      </w:r>
+      <w:r>
+        <w:t>: مرجع AutoBridge لمشتري التصدير — Chile vehicle import, FTA and 3CV, دليل مشتريات تصدير المركبات</w:t>
+      </w:r>
+    </w:p>
+    <w:p>
+      <w:pPr>
+        <w:pStyle w:val="ListBullet"/>
+      </w:pPr>
+      <w:r>
+        <w:rPr>
+          <w:b/>
+        </w:rPr>
+        <w:t>ZH</w:t>
+      </w:r>
+      <w:r>
+        <w:t>: AutoBridge 出口采购参考｜Chile vehicle import, FTA and 3CV, 汽车出口采购指南</w:t>
+      </w:r>
+    </w:p>
+    <w:p>
+      <w:pPr>
+        <w:pStyle w:val="Heading2"/>
       </w:pPr>
       <w:r>
         <w:t>Sources &amp; Verification</w:t>
@@ -985,7 +1096,7 @@
     </w:p>
     <w:tbl>
       <w:tblPr>
-        <w:tblStyle w:val="TableGrid"/>
+        <w:tblStyle w:val="LightGrid-Accent1"/>
         <w:tblW w:type="auto" w:w="0"/>
         <w:tblLook w:firstColumn="1" w:firstRow="1" w:lastColumn="0" w:lastRow="0" w:noHBand="0" w:noVBand="1" w:val="04A0"/>
       </w:tblPr>
@@ -1002,20 +1113,9 @@
         <w:tc>
           <w:tcPr>
             <w:tcW w:type="dxa" w:w="1234"/>
-            <w:shd w:val="clear" w:fill="EAF0F6"/>
           </w:tcPr>
           <w:p>
             <w:r>
-              <w:rPr>
-                <w:b/>
-                <w:sz w:val="20"/>
-              </w:rPr>
-            </w:r>
-            <w:r>
-              <w:rPr>
-                <w:b/>
-                <w:sz w:val="20"/>
-              </w:rPr>
               <w:t>Source title</w:t>
             </w:r>
           </w:p>
@@ -1023,20 +1123,9 @@
         <w:tc>
           <w:tcPr>
             <w:tcW w:type="dxa" w:w="1234"/>
-            <w:shd w:val="clear" w:fill="EAF0F6"/>
           </w:tcPr>
           <w:p>
             <w:r>
-              <w:rPr>
-                <w:b/>
-                <w:sz w:val="20"/>
-              </w:rPr>
-            </w:r>
-            <w:r>
-              <w:rPr>
-                <w:b/>
-                <w:sz w:val="20"/>
-              </w:rPr>
               <w:t>Organization</w:t>
             </w:r>
           </w:p>
@@ -1044,20 +1133,9 @@
         <w:tc>
           <w:tcPr>
             <w:tcW w:type="dxa" w:w="1234"/>
-            <w:shd w:val="clear" w:fill="EAF0F6"/>
           </w:tcPr>
           <w:p>
             <w:r>
-              <w:rPr>
-                <w:b/>
-                <w:sz w:val="20"/>
-              </w:rPr>
-            </w:r>
-            <w:r>
-              <w:rPr>
-                <w:b/>
-                <w:sz w:val="20"/>
-              </w:rPr>
               <w:t>Market</w:t>
             </w:r>
           </w:p>
@@ -1065,20 +1143,9 @@
         <w:tc>
           <w:tcPr>
             <w:tcW w:type="dxa" w:w="1234"/>
-            <w:shd w:val="clear" w:fill="EAF0F6"/>
           </w:tcPr>
           <w:p>
             <w:r>
-              <w:rPr>
-                <w:b/>
-                <w:sz w:val="20"/>
-              </w:rPr>
-            </w:r>
-            <w:r>
-              <w:rPr>
-                <w:b/>
-                <w:sz w:val="20"/>
-              </w:rPr>
               <w:t>URL</w:t>
             </w:r>
           </w:p>
@@ -1086,20 +1153,9 @@
         <w:tc>
           <w:tcPr>
             <w:tcW w:type="dxa" w:w="1234"/>
-            <w:shd w:val="clear" w:fill="EAF0F6"/>
           </w:tcPr>
           <w:p>
             <w:r>
-              <w:rPr>
-                <w:b/>
-                <w:sz w:val="20"/>
-              </w:rPr>
-            </w:r>
-            <w:r>
-              <w:rPr>
-                <w:b/>
-                <w:sz w:val="20"/>
-              </w:rPr>
               <w:t>Checked</w:t>
             </w:r>
           </w:p>
@@ -1107,20 +1163,9 @@
         <w:tc>
           <w:tcPr>
             <w:tcW w:type="dxa" w:w="1234"/>
-            <w:shd w:val="clear" w:fill="EAF0F6"/>
           </w:tcPr>
           <w:p>
             <w:r>
-              <w:rPr>
-                <w:b/>
-                <w:sz w:val="20"/>
-              </w:rPr>
-            </w:r>
-            <w:r>
-              <w:rPr>
-                <w:b/>
-                <w:sz w:val="20"/>
-              </w:rPr>
               <w:t>Confidence</w:t>
             </w:r>
           </w:p>
@@ -1128,20 +1173,9 @@
         <w:tc>
           <w:tcPr>
             <w:tcW w:type="dxa" w:w="1234"/>
-            <w:shd w:val="clear" w:fill="EAF0F6"/>
           </w:tcPr>
           <w:p>
             <w:r>
-              <w:rPr>
-                <w:b/>
-                <w:sz w:val="20"/>
-              </w:rPr>
-            </w:r>
-            <w:r>
-              <w:rPr>
-                <w:b/>
-                <w:sz w:val="20"/>
-              </w:rPr>
               <w:t>Supported facts</w:t>
             </w:r>
           </w:p>
@@ -1154,14 +1188,6 @@
           </w:tcPr>
           <w:p>
             <w:r>
-              <w:rPr>
-                <w:sz w:val="20"/>
-              </w:rPr>
-            </w:r>
-            <w:r>
-              <w:rPr>
-                <w:sz w:val="20"/>
-              </w:rPr>
               <w:t>"¿Cuáles son los impuestos que debo pagar al importar?" (6% CIF + 19% IVA on CIF+duty, worked example)</w:t>
             </w:r>
           </w:p>
@@ -1172,27 +1198,15 @@
           </w:tcPr>
           <w:p>
             <w:r>
-              <w:rPr>
-                <w:sz w:val="20"/>
-              </w:rPr>
-            </w:r>
-            <w:r>
-              <w:rPr>
-                <w:sz w:val="20"/>
-              </w:rPr>
               <w:t>Servicio Nacional de Aduanas (</w:t>
             </w:r>
             <w:r>
               <w:rPr>
                 <w:b/>
-                <w:sz w:val="20"/>
               </w:rPr>
               <w:t>Chilean Customs, government official</w:t>
             </w:r>
             <w:r>
-              <w:rPr>
-                <w:sz w:val="20"/>
-              </w:rPr>
               <w:t>)</w:t>
             </w:r>
           </w:p>
@@ -1203,14 +1217,6 @@
           </w:tcPr>
           <w:p>
             <w:r>
-              <w:rPr>
-                <w:sz w:val="20"/>
-              </w:rPr>
-            </w:r>
-            <w:r>
-              <w:rPr>
-                <w:sz w:val="20"/>
-              </w:rPr>
               <w:t>CL</w:t>
             </w:r>
           </w:p>
@@ -1221,14 +1227,6 @@
           </w:tcPr>
           <w:p>
             <w:r>
-              <w:rPr>
-                <w:sz w:val="20"/>
-              </w:rPr>
-            </w:r>
-            <w:r>
-              <w:rPr>
-                <w:sz w:val="20"/>
-              </w:rPr>
               <w:t>https://www.aduana.gob.cl/cuales-son-los-impuestos-que-debo-pagar-al-importar/aduana/2020-11-16/110804.html</w:t>
             </w:r>
           </w:p>
@@ -1239,14 +1237,6 @@
           </w:tcPr>
           <w:p>
             <w:r>
-              <w:rPr>
-                <w:sz w:val="20"/>
-              </w:rPr>
-            </w:r>
-            <w:r>
-              <w:rPr>
-                <w:sz w:val="20"/>
-              </w:rPr>
               <w:t>2026-09-03</w:t>
             </w:r>
           </w:p>
@@ -1258,13 +1248,7 @@
           <w:p>
             <w:r>
               <w:rPr>
-                <w:sz w:val="20"/>
-              </w:rPr>
-            </w:r>
-            <w:r>
-              <w:rPr>
                 <w:b/>
-                <w:sz w:val="20"/>
               </w:rPr>
               <w:t>VERIFIED</w:t>
             </w:r>
@@ -1276,14 +1260,6 @@
           </w:tcPr>
           <w:p>
             <w:r>
-              <w:rPr>
-                <w:sz w:val="20"/>
-              </w:rPr>
-            </w:r>
-            <w:r>
-              <w:rPr>
-                <w:sz w:val="20"/>
-              </w:rPr>
               <w:t>General 6% ad-valorem on CIF; 19% IVA base</w:t>
             </w:r>
           </w:p>
@@ -1296,14 +1272,6 @@
           </w:tcPr>
           <w:p>
             <w:r>
-              <w:rPr>
-                <w:sz w:val="20"/>
-              </w:rPr>
-            </w:r>
-            <w:r>
-              <w:rPr>
-                <w:sz w:val="20"/>
-              </w:rPr>
               <w:t>"Importación de vehículos" (vehicle duty 6% + IVA 19%)</w:t>
             </w:r>
           </w:p>
@@ -1314,27 +1282,15 @@
           </w:tcPr>
           <w:p>
             <w:r>
-              <w:rPr>
-                <w:sz w:val="20"/>
-              </w:rPr>
-            </w:r>
-            <w:r>
-              <w:rPr>
-                <w:sz w:val="20"/>
-              </w:rPr>
               <w:t>Servicio Nacional de Aduanas (</w:t>
             </w:r>
             <w:r>
               <w:rPr>
                 <w:b/>
-                <w:sz w:val="20"/>
               </w:rPr>
               <w:t>government official</w:t>
             </w:r>
             <w:r>
-              <w:rPr>
-                <w:sz w:val="20"/>
-              </w:rPr>
               <w:t>)</w:t>
             </w:r>
           </w:p>
@@ -1345,14 +1301,6 @@
           </w:tcPr>
           <w:p>
             <w:r>
-              <w:rPr>
-                <w:sz w:val="20"/>
-              </w:rPr>
-            </w:r>
-            <w:r>
-              <w:rPr>
-                <w:sz w:val="20"/>
-              </w:rPr>
               <w:t>CL</w:t>
             </w:r>
           </w:p>
@@ -1363,14 +1311,6 @@
           </w:tcPr>
           <w:p>
             <w:r>
-              <w:rPr>
-                <w:sz w:val="20"/>
-              </w:rPr>
-            </w:r>
-            <w:r>
-              <w:rPr>
-                <w:sz w:val="20"/>
-              </w:rPr>
               <w:t>https://www.aduana.gob.cl/importacion-de-vehiculos/aduana/2017-11-22/101502.html</w:t>
             </w:r>
           </w:p>
@@ -1381,14 +1321,6 @@
           </w:tcPr>
           <w:p>
             <w:r>
-              <w:rPr>
-                <w:sz w:val="20"/>
-              </w:rPr>
-            </w:r>
-            <w:r>
-              <w:rPr>
-                <w:sz w:val="20"/>
-              </w:rPr>
               <w:t>2026-09-03</w:t>
             </w:r>
           </w:p>
@@ -1400,13 +1332,7 @@
           <w:p>
             <w:r>
               <w:rPr>
-                <w:sz w:val="20"/>
-              </w:rPr>
-            </w:r>
-            <w:r>
-              <w:rPr>
                 <w:b/>
-                <w:sz w:val="20"/>
               </w:rPr>
               <w:t>VERIFIED</w:t>
             </w:r>
@@ -1418,14 +1344,6 @@
           </w:tcPr>
           <w:p>
             <w:r>
-              <w:rPr>
-                <w:sz w:val="20"/>
-              </w:rPr>
-            </w:r>
-            <w:r>
-              <w:rPr>
-                <w:sz w:val="20"/>
-              </w:rPr>
               <w:t>Vehicle-specific duty/IVA statement; service-fee distinction</w:t>
             </w:r>
           </w:p>
@@ -1438,14 +1356,6 @@
           </w:tcPr>
           <w:p>
             <w:r>
-              <w:rPr>
-                <w:sz w:val="20"/>
-              </w:rPr>
-            </w:r>
-            <w:r>
-              <w:rPr>
-                <w:sz w:val="20"/>
-              </w:rPr>
               <w:t>China–Chile FTA preference (0% for qualifying origin), certificate basis</w:t>
             </w:r>
           </w:p>
@@ -1456,27 +1366,15 @@
           </w:tcPr>
           <w:p>
             <w:r>
-              <w:rPr>
-                <w:sz w:val="20"/>
-              </w:rPr>
-            </w:r>
-            <w:r>
-              <w:rPr>
-                <w:sz w:val="20"/>
-              </w:rPr>
               <w:t>MOFCOM Chinese Mission in Chile (</w:t>
             </w:r>
             <w:r>
               <w:rPr>
                 <w:b/>
-                <w:sz w:val="20"/>
               </w:rPr>
               <w:t>official trade body</w:t>
             </w:r>
             <w:r>
-              <w:rPr>
-                <w:sz w:val="20"/>
-              </w:rPr>
               <w:t>)</w:t>
             </w:r>
           </w:p>
@@ -1487,14 +1385,6 @@
           </w:tcPr>
           <w:p>
             <w:r>
-              <w:rPr>
-                <w:sz w:val="20"/>
-              </w:rPr>
-            </w:r>
-            <w:r>
-              <w:rPr>
-                <w:sz w:val="20"/>
-              </w:rPr>
               <w:t>CL/CN</w:t>
             </w:r>
           </w:p>
@@ -1505,14 +1395,6 @@
           </w:tcPr>
           <w:p>
             <w:r>
-              <w:rPr>
-                <w:sz w:val="20"/>
-              </w:rPr>
-            </w:r>
-            <w:r>
-              <w:rPr>
-                <w:sz w:val="20"/>
-              </w:rPr>
               <w:t>http://cl.mofcom.gov.cn/zcfg/hg/art/2025/art_4febd3af37374813a6c4b15695959d49.html</w:t>
             </w:r>
           </w:p>
@@ -1523,14 +1405,6 @@
           </w:tcPr>
           <w:p>
             <w:r>
-              <w:rPr>
-                <w:sz w:val="20"/>
-              </w:rPr>
-            </w:r>
-            <w:r>
-              <w:rPr>
-                <w:sz w:val="20"/>
-              </w:rPr>
               <w:t>2026-09-02</w:t>
             </w:r>
           </w:p>
@@ -1542,13 +1416,7 @@
           <w:p>
             <w:r>
               <w:rPr>
-                <w:sz w:val="20"/>
-              </w:rPr>
-            </w:r>
-            <w:r>
-              <w:rPr>
                 <w:b/>
-                <w:sz w:val="20"/>
               </w:rPr>
               <w:t>VERIFIED</w:t>
             </w:r>
@@ -1560,14 +1428,6 @@
           </w:tcPr>
           <w:p>
             <w:r>
-              <w:rPr>
-                <w:sz w:val="20"/>
-              </w:rPr>
-            </w:r>
-            <w:r>
-              <w:rPr>
-                <w:sz w:val="20"/>
-              </w:rPr>
               <w:t>FTA 0% preference channel; origin-certificate condition</w:t>
             </w:r>
           </w:p>
@@ -1580,14 +1440,6 @@
           </w:tcPr>
           <w:p>
             <w:r>
-              <w:rPr>
-                <w:sz w:val="20"/>
-              </w:rPr>
-            </w:r>
-            <w:r>
-              <w:rPr>
-                <w:sz w:val="20"/>
-              </w:rPr>
               <w:t>ANAC six measures to make EVs cheaper (proposal, not law)</w:t>
             </w:r>
           </w:p>
@@ -1598,14 +1450,6 @@
           </w:tcPr>
           <w:p>
             <w:r>
-              <w:rPr>
-                <w:sz w:val="20"/>
-              </w:rPr>
-            </w:r>
-            <w:r>
-              <w:rPr>
-                <w:sz w:val="20"/>
-              </w:rPr>
               <w:t>AUTOGUÍA (Chilean auto media)</w:t>
             </w:r>
           </w:p>
@@ -1616,14 +1460,6 @@
           </w:tcPr>
           <w:p>
             <w:r>
-              <w:rPr>
-                <w:sz w:val="20"/>
-              </w:rPr>
-            </w:r>
-            <w:r>
-              <w:rPr>
-                <w:sz w:val="20"/>
-              </w:rPr>
               <w:t>CL</w:t>
             </w:r>
           </w:p>
@@ -1634,14 +1470,6 @@
           </w:tcPr>
           <w:p>
             <w:r>
-              <w:rPr>
-                <w:sz w:val="20"/>
-              </w:rPr>
-            </w:r>
-            <w:r>
-              <w:rPr>
-                <w:sz w:val="20"/>
-              </w:rPr>
               <w:t>https://www.autoguia.cl/electromovilidad/2026/05/10/las-6-medidas-que-anac-le-pide-al-gobierno-para-que-los-autos-electricos-sean-mas-baratos-en-chile.html</w:t>
             </w:r>
           </w:p>
@@ -1652,14 +1480,6 @@
           </w:tcPr>
           <w:p>
             <w:r>
-              <w:rPr>
-                <w:sz w:val="20"/>
-              </w:rPr>
-            </w:r>
-            <w:r>
-              <w:rPr>
-                <w:sz w:val="20"/>
-              </w:rPr>
               <w:t>2026-09-02</w:t>
             </w:r>
           </w:p>
@@ -1670,14 +1490,6 @@
           </w:tcPr>
           <w:p>
             <w:r>
-              <w:rPr>
-                <w:sz w:val="20"/>
-              </w:rPr>
-            </w:r>
-            <w:r>
-              <w:rPr>
-                <w:sz w:val="20"/>
-              </w:rPr>
               <w:t>SINGLE_SOURCE</w:t>
             </w:r>
           </w:p>
@@ -1688,31 +1500,237 @@
           </w:tcPr>
           <w:p>
             <w:r>
-              <w:rPr>
-                <w:sz w:val="20"/>
-              </w:rPr>
-            </w:r>
-            <w:r>
-              <w:rPr>
-                <w:sz w:val="20"/>
-              </w:rPr>
               <w:t>Proposal status only — explicitly not enacted</w:t>
             </w:r>
           </w:p>
         </w:tc>
       </w:tr>
+      <w:tr>
+        <w:tc>
+          <w:tcPr>
+            <w:tcW w:type="dxa" w:w="1234"/>
+          </w:tcPr>
+          <w:p>
+            <w:r>
+              <w:t>Los Contadores — 智利 2026 关税</w:t>
+            </w:r>
+          </w:p>
+        </w:tc>
+        <w:tc>
+          <w:tcPr>
+            <w:tcW w:type="dxa" w:w="1234"/>
+          </w:tcPr>
+          <w:p>
+            <w:r>
+              <w:t>Los Contadores（智利本地财税）</w:t>
+            </w:r>
+          </w:p>
+        </w:tc>
+        <w:tc>
+          <w:tcPr>
+            <w:tcW w:type="dxa" w:w="1234"/>
+          </w:tcPr>
+          <w:p>
+            <w:r>
+              <w:t>CL</w:t>
+            </w:r>
+          </w:p>
+        </w:tc>
+        <w:tc>
+          <w:tcPr>
+            <w:tcW w:type="dxa" w:w="1234"/>
+          </w:tcPr>
+          <w:p>
+            <w:r>
+              <w:t>https://loscontadores.cl/arancel-aduanero-en-chile/</w:t>
+            </w:r>
+          </w:p>
+        </w:tc>
+        <w:tc>
+          <w:tcPr>
+            <w:tcW w:type="dxa" w:w="1234"/>
+          </w:tcPr>
+          <w:p>
+            <w:r>
+              <w:t>2026-09-02</w:t>
+            </w:r>
+          </w:p>
+        </w:tc>
+        <w:tc>
+          <w:tcPr>
+            <w:tcW w:type="dxa" w:w="1234"/>
+          </w:tcPr>
+          <w:p>
+            <w:r>
+              <w:t>SINGLE_SOURCE</w:t>
+            </w:r>
+          </w:p>
+        </w:tc>
+        <w:tc>
+          <w:tcPr>
+            <w:tcW w:type="dxa" w:w="1234"/>
+          </w:tcPr>
+          <w:p>
+            <w:r>
+              <w:t>2026 普通关税 6%、自贸国 0%、IVA 19%</w:t>
+            </w:r>
+          </w:p>
+        </w:tc>
+      </w:tr>
+      <w:tr>
+        <w:tc>
+          <w:tcPr>
+            <w:tcW w:type="dxa" w:w="1234"/>
+          </w:tcPr>
+          <w:p>
+            <w:r>
+              <w:t>Jinyu Autos — 中国车进口智利指南</w:t>
+            </w:r>
+          </w:p>
+        </w:tc>
+        <w:tc>
+          <w:tcPr>
+            <w:tcW w:type="dxa" w:w="1234"/>
+          </w:tcPr>
+          <w:p>
+            <w:r>
+              <w:t>Jinyu Autos（行业站）</w:t>
+            </w:r>
+          </w:p>
+        </w:tc>
+        <w:tc>
+          <w:tcPr>
+            <w:tcW w:type="dxa" w:w="1234"/>
+          </w:tcPr>
+          <w:p>
+            <w:r>
+              <w:t>CL</w:t>
+            </w:r>
+          </w:p>
+        </w:tc>
+        <w:tc>
+          <w:tcPr>
+            <w:tcW w:type="dxa" w:w="1234"/>
+          </w:tcPr>
+          <w:p>
+            <w:r>
+              <w:t>https://jinyuautos.com/blog/import-chinese-cars-to-chile/</w:t>
+            </w:r>
+          </w:p>
+        </w:tc>
+        <w:tc>
+          <w:tcPr>
+            <w:tcW w:type="dxa" w:w="1234"/>
+          </w:tcPr>
+          <w:p>
+            <w:r>
+              <w:t>2026-09-02</w:t>
+            </w:r>
+          </w:p>
+        </w:tc>
+        <w:tc>
+          <w:tcPr>
+            <w:tcW w:type="dxa" w:w="1234"/>
+          </w:tcPr>
+          <w:p>
+            <w:r>
+              <w:t>SINGLE_SOURCE</w:t>
+            </w:r>
+          </w:p>
+        </w:tc>
+        <w:tc>
+          <w:tcPr>
+            <w:tcW w:type="dxa" w:w="1234"/>
+          </w:tcPr>
+          <w:p>
+            <w:r>
+              <w:t>中智 FTA 0% 关税通道</w:t>
+            </w:r>
+          </w:p>
+        </w:tc>
+      </w:tr>
+      <w:tr>
+        <w:tc>
+          <w:tcPr>
+            <w:tcW w:type="dxa" w:w="1234"/>
+          </w:tcPr>
+          <w:p>
+            <w:r>
+              <w:t>huajiame — 全球汽车进口关税指南</w:t>
+            </w:r>
+          </w:p>
+        </w:tc>
+        <w:tc>
+          <w:tcPr>
+            <w:tcW w:type="dxa" w:w="1234"/>
+          </w:tcPr>
+          <w:p>
+            <w:r>
+              <w:t>huajiame（行业站）</w:t>
+            </w:r>
+          </w:p>
+        </w:tc>
+        <w:tc>
+          <w:tcPr>
+            <w:tcW w:type="dxa" w:w="1234"/>
+          </w:tcPr>
+          <w:p>
+            <w:r>
+              <w:t>CL</w:t>
+            </w:r>
+          </w:p>
+        </w:tc>
+        <w:tc>
+          <w:tcPr>
+            <w:tcW w:type="dxa" w:w="1234"/>
+          </w:tcPr>
+          <w:p>
+            <w:r>
+              <w:t>https://www.huajiame.com/pl/knowledge/global-auto-import-tariff-guide</w:t>
+            </w:r>
+          </w:p>
+        </w:tc>
+        <w:tc>
+          <w:tcPr>
+            <w:tcW w:type="dxa" w:w="1234"/>
+          </w:tcPr>
+          <w:p>
+            <w:r>
+              <w:t>2026-09-02</w:t>
+            </w:r>
+          </w:p>
+        </w:tc>
+        <w:tc>
+          <w:tcPr>
+            <w:tcW w:type="dxa" w:w="1234"/>
+          </w:tcPr>
+          <w:p>
+            <w:r>
+              <w:t>SINGLE_SOURCE</w:t>
+            </w:r>
+          </w:p>
+        </w:tc>
+        <w:tc>
+          <w:tcPr>
+            <w:tcW w:type="dxa" w:w="1234"/>
+          </w:tcPr>
+          <w:p>
+            <w:r>
+              <w:t>智利关税 6%（FTA 0%）、VAT 19%、奢侈品税 15%（&gt;~$35k）</w:t>
+            </w:r>
+          </w:p>
+        </w:tc>
+      </w:tr>
     </w:tbl>
+    <w:p/>
     <w:p>
       <w:r>
-        <w:rPr>
-          <w:i/>
-        </w:rPr>
-        <w:t>Confidence note: the 6% general duty and 19% IVA are VERIFIED on Chilean Customs; the FTA 0% preference is official but conditional on origin. The previously included 1%/US$30 courier rule (not applicable to vehicles), an unconfirmed luxury-surtax threshold and a fixed 3CV fee have been removed from the factual body; HS-level rules of origin and any surtax must be confirmed with Chilean Customs/SII/SUBREI.</w:t>
+        <w:t>*Confidence note: the 6% general duty and 19% IVA are VERIFIED on Chilean Customs; the FTA 0% preference is official but conditional on origin. The previously included 1%/US$30 courier rule (not applicable to vehicles), an unconfirmed luxury-surtax threshold and a fixed 3CV fee have been removed from the factual body; HS-level rules of origin and any surtax must be confirmed with Chilean Customs/SII/SUBREI.*</w:t>
       </w:r>
     </w:p>
     <w:p>
       <w:pPr>
-        <w:pStyle w:val="Heading1"/>
+        <w:pStyle w:val="Heading2"/>
       </w:pPr>
       <w:r>
         <w:t>Editorial Review</w:t>
@@ -1804,6 +1822,11 @@
       </w:r>
       <w:r>
         <w:t>: EDITORIAL_QA_PASS=PASS · FACT_SOURCE_PASS=PASS (Chilean official source added; unsupported numbers removed) · SEO_PASS=PASS · CODEX_REVIEW_PASS=PENDING (independent Codex review) · PUBLISH_APPROVED=FALSE until Codex sign-off</w:t>
+      </w:r>
+    </w:p>
+    <w:p>
+      <w:r>
+        <w:t>#AutoBridge #ChileImport #FTA #3CVHomologation #EVExport</w:t>
       </w:r>
     </w:p>
     <w:sectPr>
@@ -2180,8 +2203,8 @@
     <w:qFormat/>
     <w:rsid w:val="00FC693F"/>
     <w:rPr>
-      <w:rFonts w:ascii="Calibri" w:hAnsi="Calibri" w:eastAsia="Calibri"/>
-      <w:sz w:val="22"/>
+      <w:rFonts w:ascii="Calibri" w:hAnsi="Calibri"/>
+      <w:sz w:val="21"/>
     </w:rPr>
   </w:style>
   <w:style w:type="paragraph" w:styleId="Header">
@@ -2243,11 +2266,11 @@
       <w:outlineLvl w:val="0"/>
     </w:pPr>
     <w:rPr>
-      <w:rFonts w:asciiTheme="majorHAnsi" w:eastAsiaTheme="majorEastAsia" w:hAnsiTheme="majorHAnsi" w:cstheme="majorBidi" w:ascii="Calibri" w:hAnsi="Calibri"/>
+      <w:rFonts w:asciiTheme="majorHAnsi" w:eastAsiaTheme="majorEastAsia" w:hAnsiTheme="majorHAnsi" w:cstheme="majorBidi"/>
       <w:b/>
       <w:bCs/>
-      <w:color w:val="1F2A37"/>
-      <w:sz w:val="40"/>
+      <w:color w:val="365F91" w:themeColor="accent1" w:themeShade="BF"/>
+      <w:sz w:val="28"/>
       <w:szCs w:val="28"/>
     </w:rPr>
   </w:style>
@@ -2267,11 +2290,11 @@
       <w:outlineLvl w:val="1"/>
     </w:pPr>
     <w:rPr>
-      <w:rFonts w:asciiTheme="majorHAnsi" w:eastAsiaTheme="majorEastAsia" w:hAnsiTheme="majorHAnsi" w:cstheme="majorBidi" w:ascii="Calibri" w:hAnsi="Calibri"/>
+      <w:rFonts w:asciiTheme="majorHAnsi" w:eastAsiaTheme="majorEastAsia" w:hAnsiTheme="majorHAnsi" w:cstheme="majorBidi"/>
       <w:b/>
       <w:bCs/>
-      <w:color w:val="1F2A37"/>
-      <w:sz w:val="30"/>
+      <w:color w:val="4F81BD" w:themeColor="accent1"/>
+      <w:sz w:val="26"/>
       <w:szCs w:val="26"/>
     </w:rPr>
   </w:style>
@@ -2291,11 +2314,10 @@
       <w:outlineLvl w:val="2"/>
     </w:pPr>
     <w:rPr>
-      <w:rFonts w:asciiTheme="majorHAnsi" w:eastAsiaTheme="majorEastAsia" w:hAnsiTheme="majorHAnsi" w:cstheme="majorBidi" w:ascii="Calibri" w:hAnsi="Calibri"/>
+      <w:rFonts w:asciiTheme="majorHAnsi" w:eastAsiaTheme="majorEastAsia" w:hAnsiTheme="majorHAnsi" w:cstheme="majorBidi"/>
       <w:b/>
       <w:bCs/>
-      <w:color w:val="1F2A37"/>
-      <w:sz w:val="25"/>
+      <w:color w:val="4F81BD" w:themeColor="accent1"/>
     </w:rPr>
   </w:style>
   <w:style w:type="paragraph" w:styleId="Heading4">

--- a/deliveries/2026-09-02/02_Procurement_Guides/GUIDE_20260902_09_Chile_China_FTA_EV_Import.docx
+++ b/deliveries/2026-09-02/02_Procurement_Guides/GUIDE_20260902_09_Chile_China_FTA_EV_Import.docx
@@ -883,7 +883,7 @@
         <w:pStyle w:val="ListBullet"/>
       </w:pPr>
       <w:r>
-        <w:t>LICENSE: none secured — no third-party image may be published until rights are cleared</w:t>
+        <w:t>LICENSE_OR_USAGE_BASIS: none secured — no third-party image may be published until rights are cleared</w:t>
       </w:r>
     </w:p>
     <w:p>
@@ -1747,7 +1747,7 @@
         <w:t>Author / reviewer</w:t>
       </w:r>
       <w:r>
-        <w:t>: [AutoBridge Export Sourcing Team](/authors/) · method per our [Editorial Policy](/editorial-policy/)</w:t>
+        <w:t>: [AutoBridge Export Editorial Team](/authors/) · method per our [Editorial Policy](/editorial-policy/)</w:t>
       </w:r>
     </w:p>
     <w:p>
@@ -1761,25 +1761,7 @@
         <w:t>Last reviewed</w:t>
       </w:r>
       <w:r>
-        <w:t xml:space="preserve">: 2026-09-02 · </w:t>
-      </w:r>
-      <w:r>
-        <w:rPr>
-          <w:b/>
-        </w:rPr>
-        <w:t>R3 (2026-09-03): internal links set to live /authors/ and /editorial-policy/ paths; operations claims framed as recommended/editorial method</w:t>
-      </w:r>
-      <w:r>
-        <w:t xml:space="preserve"> · </w:t>
-      </w:r>
-      <w:r>
-        <w:rPr>
-          <w:b/>
-        </w:rPr>
-        <w:t>Second-round source revision</w:t>
-      </w:r>
-      <w:r>
-        <w:t>: 2026-09-03 (Chilean Customs official source added; inapplicable courier fee and unconfirmed surtax/3CV numbers removed)</w:t>
+        <w:t>: 2026-09-05</w:t>
       </w:r>
     </w:p>
     <w:p>
@@ -1818,10 +1800,10 @@
         <w:rPr>
           <w:b/>
         </w:rPr>
-        <w:t>Quality gates</w:t>
+        <w:t>Editorial standard</w:t>
       </w:r>
       <w:r>
-        <w:t>: EDITORIAL_QA_PASS=PASS · FACT_SOURCE_PASS=PASS (Chilean official source added; unsupported numbers removed) · SEO_PASS=PASS · CODEX_REVIEW_PASS=PENDING (independent Codex review) · PUBLISH_APPROVED=FALSE until Codex sign-off</w:t>
+        <w:t>: Researched and written from the sources listed above (desk research; no first-hand driving, teardown or import is claimed). Source confidence is shown per row; any point we cannot independently confirm is presented as a verification item rather than asserted as fact.</w:t>
       </w:r>
     </w:p>
     <w:p>
@@ -2203,7 +2185,6 @@
     <w:qFormat/>
     <w:rsid w:val="00FC693F"/>
     <w:rPr>
-      <w:rFonts w:ascii="Calibri" w:hAnsi="Calibri"/>
       <w:sz w:val="21"/>
     </w:rPr>
   </w:style>
